--- a/final_report.docx
+++ b/final_report.docx
@@ -23,7 +23,7 @@
         <w:pStyle w:val="Date"/>
       </w:pPr>
       <w:r>
-        <w:t xml:space="preserve">2026-10-03</w:t>
+        <w:t xml:space="preserve">2026-10-11</w:t>
       </w:r>
     </w:p>
     <w:sdt>
@@ -66,7 +66,7 @@
         <w:pStyle w:val="FirstParagraph"/>
       </w:pPr>
       <w:r>
-        <w:t xml:space="preserve">This exploratory study examines employer-industry classification as a data-quality component of a career evaluation product for healthcare data analysts. It reconstructs a 2017 study and adapts its approach to a local Jobs_2026_US snapshot. A scan of 815,193 records yielded 362 eligible employers for classification and 112 postings for a January–September 2026 US career benchmark. Employer-name-disjoint scikit-learn evaluation produced positive-class F1 scores of 0.553 for a linear SVM and 0.717 for GBDT. A separate PySpark experiment compares nine classifier families and two baselines, with data preparation, feature construction and evaluation code included. The multilayer perceptron led that experiment on validation F1 and achieved test F1 of 0.848. Different employer splits prevent direct attribution of score differences to the software engine. These scores measure agreement with dataset-derived labels rather than independently established employer truth. SQL appeared in 63 career postings; sparse salary evidence and missing work-arrangement fields restricted recommendations. The findings do not establish national hiring patterns or personal skill deficits.</w:t>
+        <w:t xml:space="preserve">This exploratory study examines employer-industry classification as a data-quality component of a career evaluation product for healthcare data analysts. It reconstructs a 2017 study and adapts its approach to the published 20-file Jobs_2026_US release. A scan of 815,193 records yielded 379 eligible employers for binary classification and 112 postings for a January–September 2026 US career benchmark. Employer-name-disjoint scikit-learn evaluation produced positive-class F1 scores of 0.588 for linear SVM and 0.615 for GBDT. A separate PySpark experiment compares nine classifier families and two baselines; the validation-selected gbt achieved test F1 of 0.654. Different employer splits prevent direct attribution of score differences to the software engine. A multiclass extension retains 6 broad NAICS sectors and 332 employers; the validation-selected random forest achieved test macro-F1 of 0.342, against 0.112 for the training-majority baseline. These scores measure agreement with dataset-derived labels rather than independently established employer truth. SQL appeared in 63 career postings. Sparse salary evidence, missing work-arrangement fields and incomplete fine-code industry coverage restrict recommendations. The findings do not establish national hiring patterns or personal skill deficits.</w:t>
       </w:r>
     </w:p>
     <w:p>
@@ -85,14 +85,6 @@
       </w:r>
       <w:r>
         <w:t xml:space="preserve">employer industry classification; job postings; healthcare data analysts; NAICS; career evaluation; data quality.</w:t>
-      </w:r>
-    </w:p>
-    <w:p>
-      <w:pPr>
-        <w:pStyle w:val="BodyText"/>
-      </w:pPr>
-      <w:r>
-        <w:t xml:space="preserve">An additional multiclass experiment on the updated source snapshot retains six broad NAICS sectors and 328 employers. The validation-selected random forest achieves test macro-F1 of 0.377 against a training-majority baseline of 0.112. Per-sector results and exclusions expose the limits of extending the method to sparsely represented industries.</w:t>
       </w:r>
     </w:p>
     <w:bookmarkEnd w:id="9"/>
@@ -2320,7 +2312,7 @@
         <w:pStyle w:val="FirstParagraph"/>
       </w:pPr>
       <w:r>
-        <w:t xml:space="preserve">The source is a local snapshot of 82 Jobs_2026_US partitions</w:t>
+        <w:t xml:space="preserve">The source is a local snapshot of 20 Jobs_2026_US partitions</w:t>
       </w:r>
       <w:r>
         <w:t xml:space="preserve"> </w:t>
@@ -2414,7 +2406,7 @@
       </w:r>
     </w:p>
     <w:bookmarkEnd w:id="17"/>
-    <w:bookmarkStart w:id="32" w:name="X777d02dbb1f38114c2cc37457353f64b166b13a"/>
+    <w:bookmarkStart w:id="36" w:name="X777d02dbb1f38114c2cc37457353f64b166b13a"/>
     <w:p>
       <w:pPr>
         <w:pStyle w:val="Heading1"/>
@@ -13768,13 +13760,256 @@
         <w:rPr>
           <w:rStyle w:val="NormalTok"/>
         </w:rPr>
-        <w:t xml:space="preserve">        SparkSession.builder.appName(</w:t>
+        <w:t xml:space="preserve">        SparkSession.builder.master(</w:t>
       </w:r>
       <w:r>
         <w:rPr>
           <w:rStyle w:val="StringTok"/>
         </w:rPr>
+        <w:t xml:space="preserve">"local[2]"</w:t>
+      </w:r>
+      <w:r>
+        <w:rPr>
+          <w:rStyle w:val="NormalTok"/>
+        </w:rPr>
+        <w:t xml:space="preserve">).appName(</w:t>
+      </w:r>
+      <w:r>
+        <w:rPr>
+          <w:rStyle w:val="StringTok"/>
+        </w:rPr>
         <w:t xml:space="preserve">"HealthcareEmployerClassification"</w:t>
+      </w:r>
+      <w:r>
+        <w:rPr>
+          <w:rStyle w:val="NormalTok"/>
+        </w:rPr>
+        <w:t xml:space="preserve">)</w:t>
+      </w:r>
+      <w:r>
+        <w:br/>
+      </w:r>
+      <w:r>
+        <w:rPr>
+          <w:rStyle w:val="NormalTok"/>
+        </w:rPr>
+        <w:t xml:space="preserve">        .config(</w:t>
+      </w:r>
+      <w:r>
+        <w:rPr>
+          <w:rStyle w:val="StringTok"/>
+        </w:rPr>
+        <w:t xml:space="preserve">"spark.ui.enabled"</w:t>
+      </w:r>
+      <w:r>
+        <w:rPr>
+          <w:rStyle w:val="NormalTok"/>
+        </w:rPr>
+        <w:t xml:space="preserve">, </w:t>
+      </w:r>
+      <w:r>
+        <w:rPr>
+          <w:rStyle w:val="StringTok"/>
+        </w:rPr>
+        <w:t xml:space="preserve">"false"</w:t>
+      </w:r>
+      <w:r>
+        <w:rPr>
+          <w:rStyle w:val="NormalTok"/>
+        </w:rPr>
+        <w:t xml:space="preserve">)</w:t>
+      </w:r>
+      <w:r>
+        <w:br/>
+      </w:r>
+      <w:r>
+        <w:rPr>
+          <w:rStyle w:val="NormalTok"/>
+        </w:rPr>
+        <w:t xml:space="preserve">        .config(</w:t>
+      </w:r>
+      <w:r>
+        <w:rPr>
+          <w:rStyle w:val="StringTok"/>
+        </w:rPr>
+        <w:t xml:space="preserve">"spark.driver.host"</w:t>
+      </w:r>
+      <w:r>
+        <w:rPr>
+          <w:rStyle w:val="NormalTok"/>
+        </w:rPr>
+        <w:t xml:space="preserve">, </w:t>
+      </w:r>
+      <w:r>
+        <w:rPr>
+          <w:rStyle w:val="StringTok"/>
+        </w:rPr>
+        <w:t xml:space="preserve">"127.0.0.1"</w:t>
+      </w:r>
+      <w:r>
+        <w:rPr>
+          <w:rStyle w:val="NormalTok"/>
+        </w:rPr>
+        <w:t xml:space="preserve">)</w:t>
+      </w:r>
+      <w:r>
+        <w:br/>
+      </w:r>
+      <w:r>
+        <w:rPr>
+          <w:rStyle w:val="NormalTok"/>
+        </w:rPr>
+        <w:t xml:space="preserve">        .config(</w:t>
+      </w:r>
+      <w:r>
+        <w:rPr>
+          <w:rStyle w:val="StringTok"/>
+        </w:rPr>
+        <w:t xml:space="preserve">"spark.driver.bindAddress"</w:t>
+      </w:r>
+      <w:r>
+        <w:rPr>
+          <w:rStyle w:val="NormalTok"/>
+        </w:rPr>
+        <w:t xml:space="preserve">, </w:t>
+      </w:r>
+      <w:r>
+        <w:rPr>
+          <w:rStyle w:val="StringTok"/>
+        </w:rPr>
+        <w:t xml:space="preserve">"127.0.0.1"</w:t>
+      </w:r>
+      <w:r>
+        <w:rPr>
+          <w:rStyle w:val="NormalTok"/>
+        </w:rPr>
+        <w:t xml:space="preserve">)</w:t>
+      </w:r>
+      <w:r>
+        <w:br/>
+      </w:r>
+      <w:r>
+        <w:rPr>
+          <w:rStyle w:val="NormalTok"/>
+        </w:rPr>
+        <w:t xml:space="preserve">        .config(</w:t>
+      </w:r>
+      <w:r>
+        <w:rPr>
+          <w:rStyle w:val="StringTok"/>
+        </w:rPr>
+        <w:t xml:space="preserve">"spark.driver.port"</w:t>
+      </w:r>
+      <w:r>
+        <w:rPr>
+          <w:rStyle w:val="NormalTok"/>
+        </w:rPr>
+        <w:t xml:space="preserve">, </w:t>
+      </w:r>
+      <w:r>
+        <w:rPr>
+          <w:rStyle w:val="StringTok"/>
+        </w:rPr>
+        <w:t xml:space="preserve">"40491"</w:t>
+      </w:r>
+      <w:r>
+        <w:rPr>
+          <w:rStyle w:val="NormalTok"/>
+        </w:rPr>
+        <w:t xml:space="preserve">)</w:t>
+      </w:r>
+      <w:r>
+        <w:br/>
+      </w:r>
+      <w:r>
+        <w:rPr>
+          <w:rStyle w:val="NormalTok"/>
+        </w:rPr>
+        <w:t xml:space="preserve">        .config(</w:t>
+      </w:r>
+      <w:r>
+        <w:rPr>
+          <w:rStyle w:val="StringTok"/>
+        </w:rPr>
+        <w:t xml:space="preserve">"spark.blockManager.port"</w:t>
+      </w:r>
+      <w:r>
+        <w:rPr>
+          <w:rStyle w:val="NormalTok"/>
+        </w:rPr>
+        <w:t xml:space="preserve">, </w:t>
+      </w:r>
+      <w:r>
+        <w:rPr>
+          <w:rStyle w:val="StringTok"/>
+        </w:rPr>
+        <w:t xml:space="preserve">"40492"</w:t>
+      </w:r>
+      <w:r>
+        <w:rPr>
+          <w:rStyle w:val="NormalTok"/>
+        </w:rPr>
+        <w:t xml:space="preserve">)</w:t>
+      </w:r>
+      <w:r>
+        <w:br/>
+      </w:r>
+      <w:r>
+        <w:rPr>
+          <w:rStyle w:val="NormalTok"/>
+        </w:rPr>
+        <w:t xml:space="preserve">        .config(</w:t>
+      </w:r>
+      <w:r>
+        <w:rPr>
+          <w:rStyle w:val="StringTok"/>
+        </w:rPr>
+        <w:t xml:space="preserve">"spark.port.maxRetries"</w:t>
+      </w:r>
+      <w:r>
+        <w:rPr>
+          <w:rStyle w:val="NormalTok"/>
+        </w:rPr>
+        <w:t xml:space="preserve">, </w:t>
+      </w:r>
+      <w:r>
+        <w:rPr>
+          <w:rStyle w:val="StringTok"/>
+        </w:rPr>
+        <w:t xml:space="preserve">"0"</w:t>
+      </w:r>
+      <w:r>
+        <w:rPr>
+          <w:rStyle w:val="NormalTok"/>
+        </w:rPr>
+        <w:t xml:space="preserve">)</w:t>
+      </w:r>
+      <w:r>
+        <w:br/>
+      </w:r>
+      <w:r>
+        <w:rPr>
+          <w:rStyle w:val="NormalTok"/>
+        </w:rPr>
+        <w:t xml:space="preserve">        .config(</w:t>
+      </w:r>
+      <w:r>
+        <w:rPr>
+          <w:rStyle w:val="StringTok"/>
+        </w:rPr>
+        <w:t xml:space="preserve">"spark.driver.memory"</w:t>
+      </w:r>
+      <w:r>
+        <w:rPr>
+          <w:rStyle w:val="NormalTok"/>
+        </w:rPr>
+        <w:t xml:space="preserve">, </w:t>
+      </w:r>
+      <w:r>
+        <w:rPr>
+          <w:rStyle w:val="StringTok"/>
+        </w:rPr>
+        <w:t xml:space="preserve">"4g"</w:t>
       </w:r>
       <w:r>
         <w:rPr>
@@ -14936,7 +15171,7 @@
       </w:r>
     </w:p>
     <w:bookmarkEnd w:id="29"/>
-    <w:bookmarkStart w:id="31" w:name="spark-execution-evidence"/>
+    <w:bookmarkStart w:id="35" w:name="spark-execution-evidence"/>
     <w:p>
       <w:pPr>
         <w:pStyle w:val="Heading2"/>
@@ -14947,15 +15182,95 @@
     </w:p>
     <w:p>
       <w:pPr>
-        <w:pStyle w:val="FirstParagraph"/>
+        <w:pStyle w:val="CaptionedFigure"/>
       </w:pPr>
       <w:r>
-        <w:t xml:space="preserve">The completed PySpark 4.2.0 run processed 815,193 source rows and fitted 424 feature columns. The</w:t>
+        <w:drawing>
+          <wp:inline>
+            <wp:extent cx="5334000" cy="3556000"/>
+            <wp:effectExtent b="0" l="0" r="0" t="0"/>
+            <wp:docPr descr="Spark classifier comparison on its held-out employer partition. Precision, recall and F1 refer to the healthcare-positive class; model family selection uses validation F1." title="" id="31" name="Picture"/>
+            <a:graphic>
+              <a:graphicData uri="http://schemas.openxmlformats.org/drawingml/2006/picture">
+                <pic:pic>
+                  <pic:nvPicPr>
+                    <pic:cNvPr descr="images/spark-comparison.png" id="32" name="Picture"/>
+                    <pic:cNvPicPr>
+                      <a:picLocks noChangeArrowheads="1" noChangeAspect="1"/>
+                    </pic:cNvPicPr>
+                  </pic:nvPicPr>
+                  <pic:blipFill>
+                    <a:blip r:embed="rId30"/>
+                    <a:stretch>
+                      <a:fillRect/>
+                    </a:stretch>
+                  </pic:blipFill>
+                  <pic:spPr bwMode="auto">
+                    <a:xfrm>
+                      <a:off x="0" y="0"/>
+                      <a:ext cx="5334000" cy="3556000"/>
+                    </a:xfrm>
+                    <a:prstGeom prst="rect">
+                      <a:avLst/>
+                    </a:prstGeom>
+                    <a:noFill/>
+                    <a:ln w="9525">
+                      <a:noFill/>
+                      <a:headEnd/>
+                      <a:tailEnd/>
+                    </a:ln>
+                  </pic:spPr>
+                </pic:pic>
+              </a:graphicData>
+            </a:graphic>
+          </wp:inline>
+        </w:drawing>
+      </w:r>
+    </w:p>
+    <w:p>
+      <w:pPr>
+        <w:pStyle w:val="ImageCaption"/>
+      </w:pPr>
+      <w:r>
+        <w:t xml:space="preserve">Spark classifier comparison on its held-out employer partition. Precision, recall and F1 refer to the healthcare-positive class; model family selection uses validation F1.</w:t>
+      </w:r>
+    </w:p>
+    <w:p>
+      <w:pPr>
+        <w:pStyle w:val="BodyText"/>
+      </w:pPr>
+      <w:r>
+        <w:t xml:space="preserve">The completed run logged optimizer line-search failures and history resets during neural-network fitting. Returned predictions are reported, but successful process completion does not establish convergence. The comparison needs convergence checks and repeated splits before model-family conclusions. The</w:t>
       </w:r>
       <w:r>
         <w:t xml:space="preserve"> </w:t>
       </w:r>
-      <w:hyperlink r:id="rId30">
+      <w:hyperlink r:id="rId33">
+        <w:r>
+          <w:rPr>
+            <w:rStyle w:val="Hyperlink"/>
+          </w:rPr>
+          <w:t xml:space="preserve">runtime receipt</w:t>
+        </w:r>
+      </w:hyperlink>
+      <w:r>
+        <w:t xml:space="preserve"> </w:t>
+      </w:r>
+      <w:r>
+        <w:t xml:space="preserve">records these diagnostics.</w:t>
+      </w:r>
+    </w:p>
+    <w:p>
+      <w:pPr>
+        <w:pStyle w:val="BodyText"/>
+      </w:pPr>
+      <w:r>
+        <w:t xml:space="preserve">The completed PySpark 4.2.0 run processed 815,193 source rows and fitted 422 feature columns. The</w:t>
+      </w:r>
+      <w:r>
+        <w:t xml:space="preserve"> </w:t>
+      </w:r>
+      <w:hyperlink r:id="rId34">
         <w:r>
           <w:rPr>
             <w:rStyle w:val="Hyperlink"/>
@@ -15031,7 +15346,7 @@
         <w:rPr>
           <w:rStyle w:val="VerbatimChar"/>
         </w:rPr>
-        <w:t xml:space="preserve">  "sector_known_rows": 357682,</w:t>
+        <w:t xml:space="preserve">  "sector_known_rows": 365148,</w:t>
       </w:r>
       <w:r>
         <w:br/>
@@ -15040,7 +15355,7 @@
         <w:rPr>
           <w:rStyle w:val="VerbatimChar"/>
         </w:rPr>
-        <w:t xml:space="preserve">  "nonstaffing_or_unknown_rows": 352567,</w:t>
+        <w:t xml:space="preserve">  "nonstaffing_or_unknown_rows": 360033,</w:t>
       </w:r>
       <w:r>
         <w:br/>
@@ -15049,7 +15364,7 @@
         <w:rPr>
           <w:rStyle w:val="VerbatimChar"/>
         </w:rPr>
-        <w:t xml:space="preserve">  "employer_model_postings": 352566</w:t>
+        <w:t xml:space="preserve">  "employer_model_postings": 360032</w:t>
       </w:r>
       <w:r>
         <w:br/>
@@ -15132,7 +15447,7 @@
               <w:jc w:val="right"/>
             </w:pPr>
             <w:r>
-              <w:t xml:space="preserve">133</w:t>
+              <w:t xml:space="preserve">144</w:t>
             </w:r>
           </w:p>
         </w:tc>
@@ -15144,7 +15459,7 @@
               <w:jc w:val="right"/>
             </w:pPr>
             <w:r>
-              <w:t xml:space="preserve">119</w:t>
+              <w:t xml:space="preserve">120</w:t>
             </w:r>
           </w:p>
         </w:tc>
@@ -15169,7 +15484,7 @@
               <w:jc w:val="right"/>
             </w:pPr>
             <w:r>
-              <w:t xml:space="preserve">19</w:t>
+              <w:t xml:space="preserve">21</w:t>
             </w:r>
           </w:p>
         </w:tc>
@@ -15206,7 +15521,7 @@
               <w:jc w:val="right"/>
             </w:pPr>
             <w:r>
-              <w:t xml:space="preserve">39</w:t>
+              <w:t xml:space="preserve">42</w:t>
             </w:r>
           </w:p>
         </w:tc>
@@ -15329,7 +15644,7 @@
               <w:jc w:val="right"/>
             </w:pPr>
             <w:r>
-              <w:t xml:space="preserve">0.941</w:t>
+              <w:t xml:space="preserve">1.000</w:t>
             </w:r>
           </w:p>
         </w:tc>
@@ -15341,7 +15656,7 @@
               <w:jc w:val="right"/>
             </w:pPr>
             <w:r>
-              <w:t xml:space="preserve">0.457</w:t>
+              <w:t xml:space="preserve">0.486</w:t>
             </w:r>
           </w:p>
         </w:tc>
@@ -15353,7 +15668,7 @@
               <w:jc w:val="right"/>
             </w:pPr>
             <w:r>
-              <w:t xml:space="preserve">0.615</w:t>
+              <w:t xml:space="preserve">0.654</w:t>
             </w:r>
           </w:p>
         </w:tc>
@@ -15365,7 +15680,7 @@
               <w:jc w:val="right"/>
             </w:pPr>
             <w:r>
-              <w:t xml:space="preserve">0.730</w:t>
+              <w:t xml:space="preserve">0.766</w:t>
             </w:r>
           </w:p>
         </w:tc>
@@ -15426,7 +15741,7 @@
               <w:jc w:val="right"/>
             </w:pPr>
             <w:r>
-              <w:t xml:space="preserve">0.608</w:t>
+              <w:t xml:space="preserve">0.623</w:t>
             </w:r>
           </w:p>
         </w:tc>
@@ -15463,7 +15778,7 @@
               <w:jc w:val="right"/>
             </w:pPr>
             <w:r>
-              <w:t xml:space="preserve">0.343</w:t>
+              <w:t xml:space="preserve">0.143</w:t>
             </w:r>
           </w:p>
         </w:tc>
@@ -15475,7 +15790,7 @@
               <w:jc w:val="right"/>
             </w:pPr>
             <w:r>
-              <w:t xml:space="preserve">0.511</w:t>
+              <w:t xml:space="preserve">0.250</w:t>
             </w:r>
           </w:p>
         </w:tc>
@@ -15487,7 +15802,7 @@
               <w:jc w:val="right"/>
             </w:pPr>
             <w:r>
-              <w:t xml:space="preserve">0.689</w:t>
+              <w:t xml:space="preserve">0.610</w:t>
             </w:r>
           </w:p>
         </w:tc>
@@ -15548,7 +15863,7 @@
               <w:jc w:val="right"/>
             </w:pPr>
             <w:r>
-              <w:t xml:space="preserve">0.757</w:t>
+              <w:t xml:space="preserve">0.766</w:t>
             </w:r>
           </w:p>
         </w:tc>
@@ -15573,7 +15888,7 @@
               <w:jc w:val="right"/>
             </w:pPr>
             <w:r>
-              <w:t xml:space="preserve">1.000</w:t>
+              <w:t xml:space="preserve">0.941</w:t>
             </w:r>
           </w:p>
         </w:tc>
@@ -15585,7 +15900,7 @@
               <w:jc w:val="right"/>
             </w:pPr>
             <w:r>
-              <w:t xml:space="preserve">0.371</w:t>
+              <w:t xml:space="preserve">0.457</w:t>
             </w:r>
           </w:p>
         </w:tc>
@@ -15597,7 +15912,7 @@
               <w:jc w:val="right"/>
             </w:pPr>
             <w:r>
-              <w:t xml:space="preserve">0.542</w:t>
+              <w:t xml:space="preserve">0.615</w:t>
             </w:r>
           </w:p>
         </w:tc>
@@ -15609,7 +15924,7 @@
               <w:jc w:val="right"/>
             </w:pPr>
             <w:r>
-              <w:t xml:space="preserve">0.703</w:t>
+              <w:t xml:space="preserve">0.740</w:t>
             </w:r>
           </w:p>
         </w:tc>
@@ -15670,7 +15985,7 @@
               <w:jc w:val="right"/>
             </w:pPr>
             <w:r>
-              <w:t xml:space="preserve">0.622</w:t>
+              <w:t xml:space="preserve">0.636</w:t>
             </w:r>
           </w:p>
         </w:tc>
@@ -15695,7 +16010,7 @@
               <w:jc w:val="right"/>
             </w:pPr>
             <w:r>
-              <w:t xml:space="preserve">0.903</w:t>
+              <w:t xml:space="preserve">0.900</w:t>
             </w:r>
           </w:p>
         </w:tc>
@@ -15707,7 +16022,7 @@
               <w:jc w:val="right"/>
             </w:pPr>
             <w:r>
-              <w:t xml:space="preserve">0.800</w:t>
+              <w:t xml:space="preserve">0.771</w:t>
             </w:r>
           </w:p>
         </w:tc>
@@ -15719,7 +16034,7 @@
               <w:jc w:val="right"/>
             </w:pPr>
             <w:r>
-              <w:t xml:space="preserve">0.848</w:t>
+              <w:t xml:space="preserve">0.831</w:t>
             </w:r>
           </w:p>
         </w:tc>
@@ -15731,7 +16046,7 @@
               <w:jc w:val="right"/>
             </w:pPr>
             <w:r>
-              <w:t xml:space="preserve">0.865</w:t>
+              <w:t xml:space="preserve">0.857</w:t>
             </w:r>
           </w:p>
         </w:tc>
@@ -15756,7 +16071,7 @@
               <w:jc w:val="right"/>
             </w:pPr>
             <w:r>
-              <w:t xml:space="preserve">0.941</w:t>
+              <w:t xml:space="preserve">1.000</w:t>
             </w:r>
           </w:p>
         </w:tc>
@@ -15768,7 +16083,7 @@
               <w:jc w:val="right"/>
             </w:pPr>
             <w:r>
-              <w:t xml:space="preserve">0.457</w:t>
+              <w:t xml:space="preserve">0.486</w:t>
             </w:r>
           </w:p>
         </w:tc>
@@ -15780,7 +16095,7 @@
               <w:jc w:val="right"/>
             </w:pPr>
             <w:r>
-              <w:t xml:space="preserve">0.615</w:t>
+              <w:t xml:space="preserve">0.654</w:t>
             </w:r>
           </w:p>
         </w:tc>
@@ -15792,7 +16107,7 @@
               <w:jc w:val="right"/>
             </w:pPr>
             <w:r>
-              <w:t xml:space="preserve">0.730</w:t>
+              <w:t xml:space="preserve">0.766</w:t>
             </w:r>
           </w:p>
         </w:tc>
@@ -15853,7 +16168,7 @@
               <w:jc w:val="right"/>
             </w:pPr>
             <w:r>
-              <w:t xml:space="preserve">0.622</w:t>
+              <w:t xml:space="preserve">0.636</w:t>
             </w:r>
           </w:p>
         </w:tc>
@@ -15914,7 +16229,7 @@
               <w:jc w:val="right"/>
             </w:pPr>
             <w:r>
-              <w:t xml:space="preserve">0.527</w:t>
+              <w:t xml:space="preserve">0.545</w:t>
             </w:r>
           </w:p>
         </w:tc>
@@ -15939,7 +16254,7 @@
               <w:jc w:val="right"/>
             </w:pPr>
             <w:r>
-              <w:t xml:space="preserve">0.473</w:t>
+              <w:t xml:space="preserve">0.455</w:t>
             </w:r>
           </w:p>
         </w:tc>
@@ -15963,7 +16278,7 @@
               <w:jc w:val="right"/>
             </w:pPr>
             <w:r>
-              <w:t xml:space="preserve">0.642</w:t>
+              <w:t xml:space="preserve">0.625</w:t>
             </w:r>
           </w:p>
         </w:tc>
@@ -15975,7 +16290,7 @@
               <w:jc w:val="right"/>
             </w:pPr>
             <w:r>
-              <w:t xml:space="preserve">0.473</w:t>
+              <w:t xml:space="preserve">0.455</w:t>
             </w:r>
           </w:p>
         </w:tc>
@@ -16086,7 +16401,7 @@
               <w:jc w:val="right"/>
             </w:pPr>
             <w:r>
-              <w:t xml:space="preserve">38</w:t>
+              <w:t xml:space="preserve">42</w:t>
             </w:r>
           </w:p>
         </w:tc>
@@ -16098,7 +16413,7 @@
               <w:jc w:val="right"/>
             </w:pPr>
             <w:r>
-              <w:t xml:space="preserve">1</w:t>
+              <w:t xml:space="preserve">0</w:t>
             </w:r>
           </w:p>
         </w:tc>
@@ -16110,7 +16425,7 @@
               <w:jc w:val="right"/>
             </w:pPr>
             <w:r>
-              <w:t xml:space="preserve">19</w:t>
+              <w:t xml:space="preserve">18</w:t>
             </w:r>
           </w:p>
         </w:tc>
@@ -16122,7 +16437,7 @@
               <w:jc w:val="right"/>
             </w:pPr>
             <w:r>
-              <w:t xml:space="preserve">16</w:t>
+              <w:t xml:space="preserve">17</w:t>
             </w:r>
           </w:p>
         </w:tc>
@@ -16147,7 +16462,7 @@
               <w:jc w:val="right"/>
             </w:pPr>
             <w:r>
-              <w:t xml:space="preserve">39</w:t>
+              <w:t xml:space="preserve">42</w:t>
             </w:r>
           </w:p>
         </w:tc>
@@ -16208,7 +16523,7 @@
               <w:jc w:val="right"/>
             </w:pPr>
             <w:r>
-              <w:t xml:space="preserve">39</w:t>
+              <w:t xml:space="preserve">42</w:t>
             </w:r>
           </w:p>
         </w:tc>
@@ -16232,7 +16547,7 @@
               <w:jc w:val="right"/>
             </w:pPr>
             <w:r>
-              <w:t xml:space="preserve">23</w:t>
+              <w:t xml:space="preserve">30</w:t>
             </w:r>
           </w:p>
         </w:tc>
@@ -16244,7 +16559,7 @@
               <w:jc w:val="right"/>
             </w:pPr>
             <w:r>
-              <w:t xml:space="preserve">12</w:t>
+              <w:t xml:space="preserve">5</w:t>
             </w:r>
           </w:p>
         </w:tc>
@@ -16269,7 +16584,7 @@
               <w:jc w:val="right"/>
             </w:pPr>
             <w:r>
-              <w:t xml:space="preserve">39</w:t>
+              <w:t xml:space="preserve">42</w:t>
             </w:r>
           </w:p>
         </w:tc>
@@ -16330,7 +16645,7 @@
               <w:jc w:val="right"/>
             </w:pPr>
             <w:r>
-              <w:t xml:space="preserve">39</w:t>
+              <w:t xml:space="preserve">41</w:t>
             </w:r>
           </w:p>
         </w:tc>
@@ -16342,7 +16657,7 @@
               <w:jc w:val="right"/>
             </w:pPr>
             <w:r>
-              <w:t xml:space="preserve">0</w:t>
+              <w:t xml:space="preserve">1</w:t>
             </w:r>
           </w:p>
         </w:tc>
@@ -16354,7 +16669,7 @@
               <w:jc w:val="right"/>
             </w:pPr>
             <w:r>
-              <w:t xml:space="preserve">22</w:t>
+              <w:t xml:space="preserve">19</w:t>
             </w:r>
           </w:p>
         </w:tc>
@@ -16366,7 +16681,7 @@
               <w:jc w:val="right"/>
             </w:pPr>
             <w:r>
-              <w:t xml:space="preserve">13</w:t>
+              <w:t xml:space="preserve">16</w:t>
             </w:r>
           </w:p>
         </w:tc>
@@ -16391,7 +16706,7 @@
               <w:jc w:val="right"/>
             </w:pPr>
             <w:r>
-              <w:t xml:space="preserve">39</w:t>
+              <w:t xml:space="preserve">42</w:t>
             </w:r>
           </w:p>
         </w:tc>
@@ -16452,7 +16767,7 @@
               <w:jc w:val="right"/>
             </w:pPr>
             <w:r>
-              <w:t xml:space="preserve">36</w:t>
+              <w:t xml:space="preserve">39</w:t>
             </w:r>
           </w:p>
         </w:tc>
@@ -16476,7 +16791,7 @@
               <w:jc w:val="right"/>
             </w:pPr>
             <w:r>
-              <w:t xml:space="preserve">7</w:t>
+              <w:t xml:space="preserve">8</w:t>
             </w:r>
           </w:p>
         </w:tc>
@@ -16488,7 +16803,7 @@
               <w:jc w:val="right"/>
             </w:pPr>
             <w:r>
-              <w:t xml:space="preserve">28</w:t>
+              <w:t xml:space="preserve">27</w:t>
             </w:r>
           </w:p>
         </w:tc>
@@ -16513,7 +16828,7 @@
               <w:jc w:val="right"/>
             </w:pPr>
             <w:r>
-              <w:t xml:space="preserve">38</w:t>
+              <w:t xml:space="preserve">42</w:t>
             </w:r>
           </w:p>
         </w:tc>
@@ -16525,7 +16840,7 @@
               <w:jc w:val="right"/>
             </w:pPr>
             <w:r>
-              <w:t xml:space="preserve">1</w:t>
+              <w:t xml:space="preserve">0</w:t>
             </w:r>
           </w:p>
         </w:tc>
@@ -16537,7 +16852,7 @@
               <w:jc w:val="right"/>
             </w:pPr>
             <w:r>
-              <w:t xml:space="preserve">19</w:t>
+              <w:t xml:space="preserve">18</w:t>
             </w:r>
           </w:p>
         </w:tc>
@@ -16549,7 +16864,7 @@
               <w:jc w:val="right"/>
             </w:pPr>
             <w:r>
-              <w:t xml:space="preserve">16</w:t>
+              <w:t xml:space="preserve">17</w:t>
             </w:r>
           </w:p>
         </w:tc>
@@ -16574,7 +16889,7 @@
               <w:jc w:val="right"/>
             </w:pPr>
             <w:r>
-              <w:t xml:space="preserve">39</w:t>
+              <w:t xml:space="preserve">42</w:t>
             </w:r>
           </w:p>
         </w:tc>
@@ -16635,7 +16950,7 @@
               <w:jc w:val="right"/>
             </w:pPr>
             <w:r>
-              <w:t xml:space="preserve">39</w:t>
+              <w:t xml:space="preserve">42</w:t>
             </w:r>
           </w:p>
         </w:tc>
@@ -16708,7 +17023,7 @@
               <w:jc w:val="right"/>
             </w:pPr>
             <w:r>
-              <w:t xml:space="preserve">39</w:t>
+              <w:t xml:space="preserve">42</w:t>
             </w:r>
           </w:p>
         </w:tc>
@@ -16743,12 +17058,12 @@
         <w:pStyle w:val="BodyText"/>
       </w:pPr>
       <w:r>
-        <w:t xml:space="preserve">Multilayer perceptron achieved the highest validation F1 (0.765) in this small search; its held-out F1 was 0.848. This comparison is exploratory. A single small holdout cannot establish a stable ordering of algorithm families. The counts expose missed healthcare employers and false inclusions that F1 alone obscures. The original scikit-learn and Spark holdouts contain different employers; differences between their scores cannot be attributed solely to the software engine.</w:t>
+        <w:t xml:space="preserve">GBT achieved the highest validation F1 (0.741) in this small search; its held-out F1 was 0.654. This comparison is exploratory. A single small holdout cannot establish a stable ordering of algorithm families. The counts expose missed healthcare employers and false inclusions that F1 alone obscures. The original scikit-learn and Spark holdouts contain different employers; differences between their scores cannot be attributed solely to the software engine.</w:t>
       </w:r>
     </w:p>
-    <w:bookmarkEnd w:id="31"/>
-    <w:bookmarkEnd w:id="32"/>
-    <w:bookmarkStart w:id="117" w:name="results"/>
+    <w:bookmarkEnd w:id="35"/>
+    <w:bookmarkEnd w:id="36"/>
+    <w:bookmarkStart w:id="128" w:name="results"/>
     <w:p>
       <w:pPr>
         <w:pStyle w:val="Heading1"/>
@@ -16757,13 +17072,320 @@
         <w:t xml:space="preserve">5. Results</w:t>
       </w:r>
     </w:p>
-    <w:bookmarkStart w:id="54" w:name="local-jobs_2026_us-exploratory-analysis"/>
+    <w:p>
+      <w:pPr>
+        <w:pStyle w:val="FirstParagraph"/>
+      </w:pPr>
+      <w:r>
+        <w:t xml:space="preserve">The refreshed analysis uses</w:t>
+      </w:r>
+      <w:r>
+        <w:t xml:space="preserve"> </w:t>
+      </w:r>
+      <w:r>
+        <w:rPr>
+          <w:b/>
+          <w:bCs/>
+        </w:rPr>
+        <w:t xml:space="preserve">815,193 posting records in 20 files</w:t>
+      </w:r>
+      <w:r>
+        <w:t xml:space="preserve"> </w:t>
+      </w:r>
+      <w:r>
+        <w:t xml:space="preserve">from release</w:t>
+      </w:r>
+      <w:r>
+        <w:t xml:space="preserve"> </w:t>
+      </w:r>
+      <w:r>
+        <w:rPr>
+          <w:rStyle w:val="VerbatimChar"/>
+        </w:rPr>
+        <w:t xml:space="preserve">us-repack20-20261011-v1</w:t>
+      </w:r>
+      <w:r>
+        <w:t xml:space="preserve">. The complete source contains</w:t>
+      </w:r>
+      <w:r>
+        <w:t xml:space="preserve"> </w:t>
+      </w:r>
+      <w:r>
+        <w:rPr>
+          <w:b/>
+          <w:bCs/>
+        </w:rPr>
+        <w:t xml:space="preserve">32,962 distinct normalized employer names</w:t>
+      </w:r>
+      <w:r>
+        <w:t xml:space="preserve">. These names are not independently resolved legal entities, and posting records are not necessarily unique vacancies.</w:t>
+      </w:r>
+    </w:p>
+    <w:p>
+      <w:pPr>
+        <w:pStyle w:val="BodyText"/>
+      </w:pPr>
+      <w:r>
+        <w:t xml:space="preserve">The original January–September 2026 observation window and cohort rules are retained. They yield</w:t>
+      </w:r>
+      <w:r>
+        <w:t xml:space="preserve"> </w:t>
+      </w:r>
+      <w:r>
+        <w:rPr>
+          <w:b/>
+          <w:bCs/>
+        </w:rPr>
+        <w:t xml:space="preserve">379 employers</w:t>
+      </w:r>
+      <w:r>
+        <w:t xml:space="preserve"> </w:t>
+      </w:r>
+      <w:r>
+        <w:t xml:space="preserve">for binary classification,</w:t>
+      </w:r>
+      <w:r>
+        <w:t xml:space="preserve"> </w:t>
+      </w:r>
+      <w:r>
+        <w:rPr>
+          <w:b/>
+          <w:bCs/>
+        </w:rPr>
+        <w:t xml:space="preserve">332 employers in 6 sectors</w:t>
+      </w:r>
+      <w:r>
+        <w:t xml:space="preserve"> </w:t>
+      </w:r>
+      <w:r>
+        <w:t xml:space="preserve">for multiclass classification, and</w:t>
+      </w:r>
+      <w:r>
+        <w:t xml:space="preserve"> </w:t>
+      </w:r>
+      <w:r>
+        <w:rPr>
+          <w:b/>
+          <w:bCs/>
+        </w:rPr>
+        <w:t xml:space="preserve">112 healthcare analyst postings</w:t>
+      </w:r>
+      <w:r>
+        <w:t xml:space="preserve"> </w:t>
+      </w:r>
+      <w:r>
+        <w:t xml:space="preserve">for the career benchmark. The small modeling and career samples reflect these filters, not a source dataset of only a few hundred jobs.</w:t>
+      </w:r>
+    </w:p>
+    <w:p>
+      <w:pPr>
+        <w:pStyle w:val="BodyText"/>
+      </w:pPr>
+      <w:r>
+        <w:t xml:space="preserve">On held-out employers, linear SVM achieves healthcare-positive F1</w:t>
+      </w:r>
+      <w:r>
+        <w:t xml:space="preserve"> </w:t>
+      </w:r>
+      <w:r>
+        <w:rPr>
+          <w:b/>
+          <w:bCs/>
+        </w:rPr>
+        <w:t xml:space="preserve">0.588</w:t>
+      </w:r>
+      <w:r>
+        <w:t xml:space="preserve"> </w:t>
+      </w:r>
+      <w:r>
+        <w:t xml:space="preserve">and GBDT</w:t>
+      </w:r>
+      <w:r>
+        <w:t xml:space="preserve"> </w:t>
+      </w:r>
+      <w:r>
+        <w:rPr>
+          <w:b/>
+          <w:bCs/>
+        </w:rPr>
+        <w:t xml:space="preserve">0.615</w:t>
+      </w:r>
+      <w:r>
+        <w:t xml:space="preserve">. The multiclass model selected by validation macro-F1 is Random forest, with test macro-F1</w:t>
+      </w:r>
+      <w:r>
+        <w:t xml:space="preserve"> </w:t>
+      </w:r>
+      <w:r>
+        <w:rPr>
+          <w:b/>
+          <w:bCs/>
+        </w:rPr>
+        <w:t xml:space="preserve">0.342</w:t>
+      </w:r>
+      <w:r>
+        <w:t xml:space="preserve">. All three experiments, including the separately split Spark comparison, use matching input-file hashes. These scores measure agreement with supplied industry labels, not independent verification of employer industry.</w:t>
+      </w:r>
+    </w:p>
+    <w:p>
+      <w:pPr>
+        <w:pStyle w:val="CaptionedFigure"/>
+      </w:pPr>
+      <w:r>
+        <w:drawing>
+          <wp:inline>
+            <wp:extent cx="5334000" cy="5000625"/>
+            <wp:effectExtent b="0" l="0" r="0" t="0"/>
+            <wp:docPr descr="Held-out model performance on the refreshed release. Panels use different targets and test populations; compare models within each panel. The multiclass family is selected on validation data." title="" id="38" name="Picture"/>
+            <a:graphic>
+              <a:graphicData uri="http://schemas.openxmlformats.org/drawingml/2006/picture">
+                <pic:pic>
+                  <pic:nvPicPr>
+                    <pic:cNvPr descr="images/evaluation-comparison.png" id="39" name="Picture"/>
+                    <pic:cNvPicPr>
+                      <a:picLocks noChangeArrowheads="1" noChangeAspect="1"/>
+                    </pic:cNvPicPr>
+                  </pic:nvPicPr>
+                  <pic:blipFill>
+                    <a:blip r:embed="rId37"/>
+                    <a:stretch>
+                      <a:fillRect/>
+                    </a:stretch>
+                  </pic:blipFill>
+                  <pic:spPr bwMode="auto">
+                    <a:xfrm>
+                      <a:off x="0" y="0"/>
+                      <a:ext cx="5334000" cy="5000625"/>
+                    </a:xfrm>
+                    <a:prstGeom prst="rect">
+                      <a:avLst/>
+                    </a:prstGeom>
+                    <a:noFill/>
+                    <a:ln w="9525">
+                      <a:noFill/>
+                      <a:headEnd/>
+                      <a:tailEnd/>
+                    </a:ln>
+                  </pic:spPr>
+                </pic:pic>
+              </a:graphicData>
+            </a:graphic>
+          </wp:inline>
+        </w:drawing>
+      </w:r>
+    </w:p>
+    <w:p>
+      <w:pPr>
+        <w:pStyle w:val="ImageCaption"/>
+      </w:pPr>
+      <w:r>
+        <w:t xml:space="preserve">Held-out model performance on the refreshed release. Panels use different targets and test populations; compare models within each panel. The multiclass family is selected on validation data.</w:t>
+      </w:r>
+    </w:p>
+    <w:p>
+      <w:pPr>
+        <w:pStyle w:val="BodyText"/>
+      </w:pPr>
+      <w:r>
+        <w:t xml:space="preserve">GBDT identifies 16 of 35 healthcare employers and misses 19. Its high precision therefore does not justify automatic exclusion of employers predicted to be outside healthcare. The all-positive baseline reaches F1 0.631, illustrating why precision, recall and confusion counts are needed alongside F1. In the multiclass experiment, the selected model recovers no finance-and-insurance employers in the test set. Uneven sector support and a single small validation split constrain broader claims.</w:t>
+      </w:r>
+    </w:p>
+    <w:p>
+      <w:pPr>
+        <w:pStyle w:val="BodyText"/>
+      </w:pPr>
+      <w:r>
+        <w:t xml:space="preserve">The Spark comparison selects GBT by validation F1 and obtains test F1 0.654. Its deterministic hash-based split differs from the scikit-learn binary split. Score differences consequently mix partition and implementation effects and cannot establish an engine advantage.</w:t>
+      </w:r>
+    </w:p>
+    <w:bookmarkStart w:id="43" w:name="X673f392fbd12c1d07f27d240dfee800f0b0ae57"/>
     <w:p>
       <w:pPr>
         <w:pStyle w:val="Heading2"/>
       </w:pPr>
       <w:r>
-        <w:t xml:space="preserve">5.1 Local Jobs_2026_US exploratory analysis</w:t>
+        <w:t xml:space="preserve">5.1 Finer industry labels and the scope of evaluation</w:t>
+      </w:r>
+    </w:p>
+    <w:p>
+      <w:pPr>
+        <w:pStyle w:val="FirstParagraph"/>
+      </w:pPr>
+      <w:r>
+        <w:t xml:space="preserve">The NAICS 4, 5 and 6 explorer describes labels already present in the full source. It does not evaluate a trained fine-code classifier. Coverage decreases with code depth, so missing codes must remain visible in the denominator.</w:t>
+      </w:r>
+    </w:p>
+    <w:p>
+      <w:pPr>
+        <w:pStyle w:val="CaptionedFigure"/>
+      </w:pPr>
+      <w:r>
+        <w:drawing>
+          <wp:inline>
+            <wp:extent cx="5334000" cy="2252133"/>
+            <wp:effectExtent b="0" l="0" r="0" t="0"/>
+            <wp:docPr descr="NAICS code availability in the complete US release. Coverage is the share of posting records with a numeric source code of the required length; it is not a measure of classification accuracy." title="" id="41" name="Picture"/>
+            <a:graphic>
+              <a:graphicData uri="http://schemas.openxmlformats.org/drawingml/2006/picture">
+                <pic:pic>
+                  <pic:nvPicPr>
+                    <pic:cNvPr descr="images/naics-coverage.png" id="42" name="Picture"/>
+                    <pic:cNvPicPr>
+                      <a:picLocks noChangeArrowheads="1" noChangeAspect="1"/>
+                    </pic:cNvPicPr>
+                  </pic:nvPicPr>
+                  <pic:blipFill>
+                    <a:blip r:embed="rId40"/>
+                    <a:stretch>
+                      <a:fillRect/>
+                    </a:stretch>
+                  </pic:blipFill>
+                  <pic:spPr bwMode="auto">
+                    <a:xfrm>
+                      <a:off x="0" y="0"/>
+                      <a:ext cx="5334000" cy="2252133"/>
+                    </a:xfrm>
+                    <a:prstGeom prst="rect">
+                      <a:avLst/>
+                    </a:prstGeom>
+                    <a:noFill/>
+                    <a:ln w="9525">
+                      <a:noFill/>
+                      <a:headEnd/>
+                      <a:tailEnd/>
+                    </a:ln>
+                  </pic:spPr>
+                </pic:pic>
+              </a:graphicData>
+            </a:graphic>
+          </wp:inline>
+        </w:drawing>
+      </w:r>
+    </w:p>
+    <w:p>
+      <w:pPr>
+        <w:pStyle w:val="ImageCaption"/>
+      </w:pPr>
+      <w:r>
+        <w:t xml:space="preserve">NAICS code availability in the complete US release. Coverage is the share of posting records with a numeric source code of the required length; it is not a measure of classification accuracy.</w:t>
+      </w:r>
+    </w:p>
+    <w:p>
+      <w:pPr>
+        <w:pStyle w:val="BodyText"/>
+      </w:pPr>
+      <w:r>
+        <w:t xml:space="preserve">The career benchmark remains at sector 62 for continuity with the original design. A four-, five- or six-digit prediction experiment would need its own employer-support assessment, independently reviewed labels and leakage-controlled evaluation. SEC CIK and filing markers can supply dated employer evidence, but candidate name matches are not verified links or ground-truth NAICS labels.</w:t>
+      </w:r>
+    </w:p>
+    <w:bookmarkEnd w:id="43"/>
+    <w:bookmarkStart w:id="65" w:name="local-jobs_2026_us-exploratory-analysis"/>
+    <w:p>
+      <w:pPr>
+        <w:pStyle w:val="Heading2"/>
+      </w:pPr>
+      <w:r>
+        <w:t xml:space="preserve">5.2 Local Jobs_2026_US exploratory analysis</w:t>
       </w:r>
     </w:p>
     <w:p>
@@ -16815,7 +17437,7 @@
           <w:b/>
           <w:bCs/>
         </w:rPr>
-        <w:t xml:space="preserve">815,193 rows across 82 posting partitions</w:t>
+        <w:t xml:space="preserve">815,193 rows across 20 posting partitions</w:t>
       </w:r>
       <w:r>
         <w:t xml:space="preserve">. Only</w:t>
@@ -17059,18 +17681,18 @@
           <wp:inline>
             <wp:extent cx="5334000" cy="1958050"/>
             <wp:effectExtent b="0" l="0" r="0" t="0"/>
-            <wp:docPr descr="Posting-year distribution across all source rows." title="" id="34" name="Picture"/>
+            <wp:docPr descr="Posting-year distribution across all source rows." title="" id="45" name="Picture"/>
             <a:graphic>
               <a:graphicData uri="http://schemas.openxmlformats.org/drawingml/2006/picture">
                 <pic:pic>
                   <pic:nvPicPr>
-                    <pic:cNvPr descr="images/eda_years.png" id="35" name="Picture"/>
+                    <pic:cNvPr descr="images/eda_years.png" id="46" name="Picture"/>
                     <pic:cNvPicPr>
                       <a:picLocks noChangeArrowheads="1" noChangeAspect="1"/>
                     </pic:cNvPicPr>
                   </pic:nvPicPr>
                   <pic:blipFill>
-                    <a:blip r:embed="rId33"/>
+                    <a:blip r:embed="rId44"/>
                     <a:stretch>
                       <a:fillRect/>
                     </a:stretch>
@@ -17105,13 +17727,13 @@
         <w:t xml:space="preserve">Posting-year distribution across all source rows.</w:t>
       </w:r>
     </w:p>
-    <w:bookmarkStart w:id="39" w:name="field-coverage"/>
+    <w:bookmarkStart w:id="50" w:name="field-coverage"/>
     <w:p>
       <w:pPr>
         <w:pStyle w:val="Heading3"/>
       </w:pPr>
       <w:r>
-        <w:t xml:space="preserve">5.1.1 Field coverage</w:t>
+        <w:t xml:space="preserve">5.2.1 Field coverage</w:t>
       </w:r>
     </w:p>
     <w:p>
@@ -17171,20 +17793,20 @@
       <w:r>
         <w:drawing>
           <wp:inline>
-            <wp:extent cx="5334000" cy="4753336"/>
+            <wp:extent cx="5334000" cy="4746584"/>
             <wp:effectExtent b="0" l="0" r="0" t="0"/>
-            <wp:docPr descr="Missingness across study fields, denominator all source rows." title="" id="37" name="Picture"/>
+            <wp:docPr descr="Missingness across study fields, denominator all source rows." title="" id="48" name="Picture"/>
             <a:graphic>
               <a:graphicData uri="http://schemas.openxmlformats.org/drawingml/2006/picture">
                 <pic:pic>
                   <pic:nvPicPr>
-                    <pic:cNvPr descr="images/eda_missingness.png" id="38" name="Picture"/>
+                    <pic:cNvPr descr="images/eda_missingness.png" id="49" name="Picture"/>
                     <pic:cNvPicPr>
                       <a:picLocks noChangeArrowheads="1" noChangeAspect="1"/>
                     </pic:cNvPicPr>
                   </pic:nvPicPr>
                   <pic:blipFill>
-                    <a:blip r:embed="rId36"/>
+                    <a:blip r:embed="rId47"/>
                     <a:stretch>
                       <a:fillRect/>
                     </a:stretch>
@@ -17192,7 +17814,7 @@
                   <pic:spPr bwMode="auto">
                     <a:xfrm>
                       <a:off x="0" y="0"/>
-                      <a:ext cx="5334000" cy="4753336"/>
+                      <a:ext cx="5334000" cy="4746584"/>
                     </a:xfrm>
                     <a:prstGeom prst="rect">
                       <a:avLst/>
@@ -17287,7 +17909,7 @@
               <w:pStyle w:val="Compact"/>
             </w:pPr>
             <w:r>
-              <w:t xml:space="preserve">734,925</w:t>
+              <w:t xml:space="preserve">734,918</w:t>
             </w:r>
           </w:p>
         </w:tc>
@@ -17322,7 +17944,7 @@
               <w:pStyle w:val="Compact"/>
             </w:pPr>
             <w:r>
-              <w:t xml:space="preserve">635,962</w:t>
+              <w:t xml:space="preserve">635,955</w:t>
             </w:r>
           </w:p>
         </w:tc>
@@ -17392,18 +18014,18 @@
               <w:pStyle w:val="Compact"/>
             </w:pPr>
             <w:r>
-              <w:t xml:space="preserve">453,997</w:t>
-            </w:r>
-          </w:p>
-        </w:tc>
-        <w:tc>
-          <w:tcPr/>
-          <w:p>
-            <w:pPr>
-              <w:pStyle w:val="Compact"/>
-            </w:pPr>
-            <w:r>
-              <w:t xml:space="preserve">55.7%</w:t>
+              <w:t xml:space="preserve">447,252</w:t>
+            </w:r>
+          </w:p>
+        </w:tc>
+        <w:tc>
+          <w:tcPr/>
+          <w:p>
+            <w:pPr>
+              <w:pStyle w:val="Compact"/>
+            </w:pPr>
+            <w:r>
+              <w:t xml:space="preserve">54.9%</w:t>
             </w:r>
           </w:p>
         </w:tc>
@@ -17427,18 +18049,18 @@
               <w:pStyle w:val="Compact"/>
             </w:pPr>
             <w:r>
-              <w:t xml:space="preserve">453,997</w:t>
-            </w:r>
-          </w:p>
-        </w:tc>
-        <w:tc>
-          <w:tcPr/>
-          <w:p>
-            <w:pPr>
-              <w:pStyle w:val="Compact"/>
-            </w:pPr>
-            <w:r>
-              <w:t xml:space="preserve">55.7%</w:t>
+              <w:t xml:space="preserve">447,252</w:t>
+            </w:r>
+          </w:p>
+        </w:tc>
+        <w:tc>
+          <w:tcPr/>
+          <w:p>
+            <w:pPr>
+              <w:pStyle w:val="Compact"/>
+            </w:pPr>
+            <w:r>
+              <w:t xml:space="preserve">54.9%</w:t>
             </w:r>
           </w:p>
         </w:tc>
@@ -17864,14 +18486,14 @@
         </w:tc>
       </w:tr>
     </w:tbl>
-    <w:bookmarkEnd w:id="39"/>
-    <w:bookmarkStart w:id="44" w:name="industry-geography-and-work-arrangement"/>
+    <w:bookmarkEnd w:id="50"/>
+    <w:bookmarkStart w:id="55" w:name="industry-geography-and-work-arrangement"/>
     <w:p>
       <w:pPr>
         <w:pStyle w:val="Heading3"/>
       </w:pPr>
       <w:r>
-        <w:t xml:space="preserve">5.1.2 Industry, geography and work arrangement</w:t>
+        <w:t xml:space="preserve">5.2.2 Industry, geography and work arrangement</w:t>
       </w:r>
     </w:p>
     <w:p>
@@ -17906,7 +18528,7 @@
         <w:t xml:space="preserve"> </w:t>
       </w:r>
       <w:r>
-        <w:t xml:space="preserve">only when blank; 849 nonempty values are outside the study’s accepted sector vocabulary. States normalize US abbreviations and full names; other state values share an explicit unrecognized category. Remote labels are lowercased and</w:t>
+        <w:t xml:space="preserve">only when blank; 0 nonempty values are outside the study’s accepted sector vocabulary. States normalize US abbreviations and full names; other state values share an explicit unrecognized category. Remote labels are lowercased and</w:t>
       </w:r>
       <w:r>
         <w:t xml:space="preserve"> </w:t>
@@ -17936,13 +18558,13 @@
         <w:t xml:space="preserve">.</w:t>
       </w:r>
     </w:p>
-    <w:bookmarkStart w:id="40" w:name="sector-codes"/>
+    <w:bookmarkStart w:id="51" w:name="sector-codes"/>
     <w:p>
       <w:pPr>
         <w:pStyle w:val="Heading4"/>
       </w:pPr>
       <w:r>
-        <w:t xml:space="preserve">5.1.2.1 Sector codes</w:t>
+        <w:t xml:space="preserve">5.2.2.1 Sector codes</w:t>
       </w:r>
     </w:p>
     <w:tbl>
@@ -18013,18 +18635,18 @@
               <w:pStyle w:val="Compact"/>
             </w:pPr>
             <w:r>
-              <w:t xml:space="preserve">453,997</w:t>
-            </w:r>
-          </w:p>
-        </w:tc>
-        <w:tc>
-          <w:tcPr/>
-          <w:p>
-            <w:pPr>
-              <w:pStyle w:val="Compact"/>
-            </w:pPr>
-            <w:r>
-              <w:t xml:space="preserve">55.7%</w:t>
+              <w:t xml:space="preserve">447,252</w:t>
+            </w:r>
+          </w:p>
+        </w:tc>
+        <w:tc>
+          <w:tcPr/>
+          <w:p>
+            <w:pPr>
+              <w:pStyle w:val="Compact"/>
+            </w:pPr>
+            <w:r>
+              <w:t xml:space="preserve">54.9%</w:t>
             </w:r>
           </w:p>
         </w:tc>
@@ -18048,18 +18670,18 @@
               <w:pStyle w:val="Compact"/>
             </w:pPr>
             <w:r>
-              <w:t xml:space="preserve">66,881</w:t>
-            </w:r>
-          </w:p>
-        </w:tc>
-        <w:tc>
-          <w:tcPr/>
-          <w:p>
-            <w:pPr>
-              <w:pStyle w:val="Compact"/>
-            </w:pPr>
-            <w:r>
-              <w:t xml:space="preserve">8.2%</w:t>
+              <w:t xml:space="preserve">68,367</w:t>
+            </w:r>
+          </w:p>
+        </w:tc>
+        <w:tc>
+          <w:tcPr/>
+          <w:p>
+            <w:pPr>
+              <w:pStyle w:val="Compact"/>
+            </w:pPr>
+            <w:r>
+              <w:t xml:space="preserve">8.4%</w:t>
             </w:r>
           </w:p>
         </w:tc>
@@ -18083,18 +18705,18 @@
               <w:pStyle w:val="Compact"/>
             </w:pPr>
             <w:r>
-              <w:t xml:space="preserve">48,720</w:t>
-            </w:r>
-          </w:p>
-        </w:tc>
-        <w:tc>
-          <w:tcPr/>
-          <w:p>
-            <w:pPr>
-              <w:pStyle w:val="Compact"/>
-            </w:pPr>
-            <w:r>
-              <w:t xml:space="preserve">6.0%</w:t>
+              <w:t xml:space="preserve">54,966</w:t>
+            </w:r>
+          </w:p>
+        </w:tc>
+        <w:tc>
+          <w:tcPr/>
+          <w:p>
+            <w:pPr>
+              <w:pStyle w:val="Compact"/>
+            </w:pPr>
+            <w:r>
+              <w:t xml:space="preserve">6.7%</w:t>
             </w:r>
           </w:p>
         </w:tc>
@@ -18107,29 +18729,29 @@
               <w:pStyle w:val="Compact"/>
             </w:pPr>
             <w:r>
-              <w:t xml:space="preserve">54</w:t>
-            </w:r>
-          </w:p>
-        </w:tc>
-        <w:tc>
-          <w:tcPr/>
-          <w:p>
-            <w:pPr>
-              <w:pStyle w:val="Compact"/>
-            </w:pPr>
-            <w:r>
-              <w:t xml:space="preserve">38,460</w:t>
-            </w:r>
-          </w:p>
-        </w:tc>
-        <w:tc>
-          <w:tcPr/>
-          <w:p>
-            <w:pPr>
-              <w:pStyle w:val="Compact"/>
-            </w:pPr>
-            <w:r>
-              <w:t xml:space="preserve">4.7%</w:t>
+              <w:t xml:space="preserve">31-33</w:t>
+            </w:r>
+          </w:p>
+        </w:tc>
+        <w:tc>
+          <w:tcPr/>
+          <w:p>
+            <w:pPr>
+              <w:pStyle w:val="Compact"/>
+            </w:pPr>
+            <w:r>
+              <w:t xml:space="preserve">42,399</w:t>
+            </w:r>
+          </w:p>
+        </w:tc>
+        <w:tc>
+          <w:tcPr/>
+          <w:p>
+            <w:pPr>
+              <w:pStyle w:val="Compact"/>
+            </w:pPr>
+            <w:r>
+              <w:t xml:space="preserve">5.2%</w:t>
             </w:r>
           </w:p>
         </w:tc>
@@ -18142,29 +18764,29 @@
               <w:pStyle w:val="Compact"/>
             </w:pPr>
             <w:r>
-              <w:t xml:space="preserve">23</w:t>
-            </w:r>
-          </w:p>
-        </w:tc>
-        <w:tc>
-          <w:tcPr/>
-          <w:p>
-            <w:pPr>
-              <w:pStyle w:val="Compact"/>
-            </w:pPr>
-            <w:r>
-              <w:t xml:space="preserve">37,449</w:t>
-            </w:r>
-          </w:p>
-        </w:tc>
-        <w:tc>
-          <w:tcPr/>
-          <w:p>
-            <w:pPr>
-              <w:pStyle w:val="Compact"/>
-            </w:pPr>
-            <w:r>
-              <w:t xml:space="preserve">4.6%</w:t>
+              <w:t xml:space="preserve">54</w:t>
+            </w:r>
+          </w:p>
+        </w:tc>
+        <w:tc>
+          <w:tcPr/>
+          <w:p>
+            <w:pPr>
+              <w:pStyle w:val="Compact"/>
+            </w:pPr>
+            <w:r>
+              <w:t xml:space="preserve">39,230</w:t>
+            </w:r>
+          </w:p>
+        </w:tc>
+        <w:tc>
+          <w:tcPr/>
+          <w:p>
+            <w:pPr>
+              <w:pStyle w:val="Compact"/>
+            </w:pPr>
+            <w:r>
+              <w:t xml:space="preserve">4.8%</w:t>
             </w:r>
           </w:p>
         </w:tc>
@@ -18177,18 +18799,18 @@
               <w:pStyle w:val="Compact"/>
             </w:pPr>
             <w:r>
-              <w:t xml:space="preserve">31-33</w:t>
-            </w:r>
-          </w:p>
-        </w:tc>
-        <w:tc>
-          <w:tcPr/>
-          <w:p>
-            <w:pPr>
-              <w:pStyle w:val="Compact"/>
-            </w:pPr>
-            <w:r>
-              <w:t xml:space="preserve">37,415</w:t>
+              <w:t xml:space="preserve">23</w:t>
+            </w:r>
+          </w:p>
+        </w:tc>
+        <w:tc>
+          <w:tcPr/>
+          <w:p>
+            <w:pPr>
+              <w:pStyle w:val="Compact"/>
+            </w:pPr>
+            <w:r>
+              <w:t xml:space="preserve">37,449</w:t>
             </w:r>
           </w:p>
         </w:tc>
@@ -18223,18 +18845,18 @@
               <w:pStyle w:val="Compact"/>
             </w:pPr>
             <w:r>
-              <w:t xml:space="preserve">26,336</w:t>
-            </w:r>
-          </w:p>
-        </w:tc>
-        <w:tc>
-          <w:tcPr/>
-          <w:p>
-            <w:pPr>
-              <w:pStyle w:val="Compact"/>
-            </w:pPr>
-            <w:r>
-              <w:t xml:space="preserve">3.2%</w:t>
+              <w:t xml:space="preserve">27,958</w:t>
+            </w:r>
+          </w:p>
+        </w:tc>
+        <w:tc>
+          <w:tcPr/>
+          <w:p>
+            <w:pPr>
+              <w:pStyle w:val="Compact"/>
+            </w:pPr>
+            <w:r>
+              <w:t xml:space="preserve">3.4%</w:t>
             </w:r>
           </w:p>
         </w:tc>
@@ -18247,29 +18869,29 @@
               <w:pStyle w:val="Compact"/>
             </w:pPr>
             <w:r>
-              <w:t xml:space="preserve">61</w:t>
-            </w:r>
-          </w:p>
-        </w:tc>
-        <w:tc>
-          <w:tcPr/>
-          <w:p>
-            <w:pPr>
-              <w:pStyle w:val="Compact"/>
-            </w:pPr>
-            <w:r>
-              <w:t xml:space="preserve">23,856</w:t>
-            </w:r>
-          </w:p>
-        </w:tc>
-        <w:tc>
-          <w:tcPr/>
-          <w:p>
-            <w:pPr>
-              <w:pStyle w:val="Compact"/>
-            </w:pPr>
-            <w:r>
-              <w:t xml:space="preserve">2.9%</w:t>
+              <w:t xml:space="preserve">48-49</w:t>
+            </w:r>
+          </w:p>
+        </w:tc>
+        <w:tc>
+          <w:tcPr/>
+          <w:p>
+            <w:pPr>
+              <w:pStyle w:val="Compact"/>
+            </w:pPr>
+            <w:r>
+              <w:t xml:space="preserve">24,722</w:t>
+            </w:r>
+          </w:p>
+        </w:tc>
+        <w:tc>
+          <w:tcPr/>
+          <w:p>
+            <w:pPr>
+              <w:pStyle w:val="Compact"/>
+            </w:pPr>
+            <w:r>
+              <w:t xml:space="preserve">3.0%</w:t>
             </w:r>
           </w:p>
         </w:tc>
@@ -18282,18 +18904,18 @@
               <w:pStyle w:val="Compact"/>
             </w:pPr>
             <w:r>
-              <w:t xml:space="preserve">48-49</w:t>
-            </w:r>
-          </w:p>
-        </w:tc>
-        <w:tc>
-          <w:tcPr/>
-          <w:p>
-            <w:pPr>
-              <w:pStyle w:val="Compact"/>
-            </w:pPr>
-            <w:r>
-              <w:t xml:space="preserve">23,480</w:t>
+              <w:t xml:space="preserve">61</w:t>
+            </w:r>
+          </w:p>
+        </w:tc>
+        <w:tc>
+          <w:tcPr/>
+          <w:p>
+            <w:pPr>
+              <w:pStyle w:val="Compact"/>
+            </w:pPr>
+            <w:r>
+              <w:t xml:space="preserve">23,856</w:t>
             </w:r>
           </w:p>
         </w:tc>
@@ -18328,31 +18950,31 @@
               <w:pStyle w:val="Compact"/>
             </w:pPr>
             <w:r>
-              <w:t xml:space="preserve">20,724</w:t>
-            </w:r>
-          </w:p>
-        </w:tc>
-        <w:tc>
-          <w:tcPr/>
-          <w:p>
-            <w:pPr>
-              <w:pStyle w:val="Compact"/>
-            </w:pPr>
-            <w:r>
-              <w:t xml:space="preserve">2.5%</w:t>
+              <w:t xml:space="preserve">21,287</w:t>
+            </w:r>
+          </w:p>
+        </w:tc>
+        <w:tc>
+          <w:tcPr/>
+          <w:p>
+            <w:pPr>
+              <w:pStyle w:val="Compact"/>
+            </w:pPr>
+            <w:r>
+              <w:t xml:space="preserve">2.6%</w:t>
             </w:r>
           </w:p>
         </w:tc>
       </w:tr>
     </w:tbl>
-    <w:bookmarkEnd w:id="40"/>
-    <w:bookmarkStart w:id="41" w:name="parsed-country"/>
+    <w:bookmarkEnd w:id="51"/>
+    <w:bookmarkStart w:id="52" w:name="parsed-country"/>
     <w:p>
       <w:pPr>
         <w:pStyle w:val="Heading4"/>
       </w:pPr>
       <w:r>
-        <w:t xml:space="preserve">5.1.2.2 Parsed country</w:t>
+        <w:t xml:space="preserve">5.2.2.2 Parsed country</w:t>
       </w:r>
     </w:p>
     <w:tbl>
@@ -18440,14 +19062,14 @@
         </w:tc>
       </w:tr>
     </w:tbl>
-    <w:bookmarkEnd w:id="41"/>
-    <w:bookmarkStart w:id="42" w:name="us-states"/>
+    <w:bookmarkEnd w:id="52"/>
+    <w:bookmarkStart w:id="53" w:name="us-states"/>
     <w:p>
       <w:pPr>
         <w:pStyle w:val="Heading4"/>
       </w:pPr>
       <w:r>
-        <w:t xml:space="preserve">5.1.2.3 US states</w:t>
+        <w:t xml:space="preserve">5.2.2.3 US states</w:t>
       </w:r>
     </w:p>
     <w:tbl>
@@ -18850,14 +19472,14 @@
         </w:tc>
       </w:tr>
     </w:tbl>
-    <w:bookmarkEnd w:id="42"/>
-    <w:bookmarkStart w:id="43" w:name="work-arrangement"/>
+    <w:bookmarkEnd w:id="53"/>
+    <w:bookmarkStart w:id="54" w:name="work-arrangement"/>
     <w:p>
       <w:pPr>
         <w:pStyle w:val="Heading4"/>
       </w:pPr>
       <w:r>
-        <w:t xml:space="preserve">5.1.2.4 Work arrangement</w:t>
+        <w:t xml:space="preserve">5.2.2.4 Work arrangement</w:t>
       </w:r>
     </w:p>
     <w:tbl>
@@ -19085,15 +19707,15 @@
         </w:tc>
       </w:tr>
     </w:tbl>
-    <w:bookmarkEnd w:id="43"/>
-    <w:bookmarkEnd w:id="44"/>
-    <w:bookmarkStart w:id="53" w:name="salary-coverage-and-study-boundary"/>
+    <w:bookmarkEnd w:id="54"/>
+    <w:bookmarkEnd w:id="55"/>
+    <w:bookmarkStart w:id="64" w:name="salary-coverage-and-study-boundary"/>
     <w:p>
       <w:pPr>
         <w:pStyle w:val="Heading3"/>
       </w:pPr>
       <w:r>
-        <w:t xml:space="preserve">5.1.3 Salary coverage and study boundary</w:t>
+        <w:t xml:space="preserve">5.2.3 Salary coverage and study boundary</w:t>
       </w:r>
     </w:p>
     <w:p>
@@ -19111,7 +19733,7 @@
           <w:b/>
           <w:bCs/>
         </w:rPr>
-        <w:t xml:space="preserve">2,756 rows (0.3%)</w:t>
+        <w:t xml:space="preserve">2,761 rows (0.3%)</w:t>
       </w:r>
       <w:r>
         <w:t xml:space="preserve"> </w:t>
@@ -19224,7 +19846,7 @@
               <w:pStyle w:val="Compact"/>
             </w:pPr>
             <w:r>
-              <w:t xml:space="preserve">134,528.00</w:t>
+              <w:t xml:space="preserve">134,000.00</w:t>
             </w:r>
           </w:p>
         </w:tc>
@@ -19288,7 +19910,7 @@
       <w:r>
         <w:t xml:space="preserve"> </w:t>
       </w:r>
-      <w:hyperlink r:id="rId45">
+      <w:hyperlink r:id="rId56">
         <w:r>
           <w:rPr>
             <w:rStyle w:val="Hyperlink"/>
@@ -19310,7 +19932,7 @@
       <w:r>
         <w:t xml:space="preserve"> </w:t>
       </w:r>
-      <w:hyperlink r:id="rId46">
+      <w:hyperlink r:id="rId57">
         <w:r>
           <w:rPr>
             <w:rStyle w:val="Hyperlink"/>
@@ -19324,7 +19946,7 @@
       <w:r>
         <w:t xml:space="preserve"> </w:t>
       </w:r>
-      <w:hyperlink r:id="rId47">
+      <w:hyperlink r:id="rId58">
         <w:r>
           <w:rPr>
             <w:rStyle w:val="Hyperlink"/>
@@ -19338,7 +19960,7 @@
       <w:r>
         <w:t xml:space="preserve"> </w:t>
       </w:r>
-      <w:hyperlink r:id="rId48">
+      <w:hyperlink r:id="rId59">
         <w:r>
           <w:rPr>
             <w:rStyle w:val="Hyperlink"/>
@@ -19352,7 +19974,7 @@
       <w:r>
         <w:t xml:space="preserve"> </w:t>
       </w:r>
-      <w:hyperlink r:id="rId49">
+      <w:hyperlink r:id="rId60">
         <w:r>
           <w:rPr>
             <w:rStyle w:val="Hyperlink"/>
@@ -19366,7 +19988,7 @@
       <w:r>
         <w:t xml:space="preserve"> </w:t>
       </w:r>
-      <w:hyperlink r:id="rId50">
+      <w:hyperlink r:id="rId61">
         <w:r>
           <w:rPr>
             <w:rStyle w:val="Hyperlink"/>
@@ -19380,7 +20002,7 @@
       <w:r>
         <w:t xml:space="preserve"> </w:t>
       </w:r>
-      <w:hyperlink r:id="rId51">
+      <w:hyperlink r:id="rId62">
         <w:r>
           <w:rPr>
             <w:rStyle w:val="Hyperlink"/>
@@ -19397,7 +20019,7 @@
       <w:r>
         <w:t xml:space="preserve"> </w:t>
       </w:r>
-      <w:hyperlink r:id="rId52">
+      <w:hyperlink r:id="rId63">
         <w:r>
           <w:rPr>
             <w:rStyle w:val="Hyperlink"/>
@@ -19427,7 +20049,7 @@
           <w:b/>
           <w:bCs/>
         </w:rPr>
-        <w:t xml:space="preserve">815,193 rows in 82 posting partitions</w:t>
+        <w:t xml:space="preserve">815,193 rows in 20 posting partitions</w:t>
       </w:r>
       <w:r>
         <w:t xml:space="preserve"> </w:t>
@@ -19601,7 +20223,7 @@
               <w:pStyle w:val="Compact"/>
             </w:pPr>
             <w:r>
-              <w:t xml:space="preserve">357,682</w:t>
+              <w:t xml:space="preserve">365,148</w:t>
             </w:r>
           </w:p>
         </w:tc>
@@ -19625,7 +20247,7 @@
               <w:pStyle w:val="Compact"/>
             </w:pPr>
             <w:r>
-              <w:t xml:space="preserve">352,567</w:t>
+              <w:t xml:space="preserve">360,033</w:t>
             </w:r>
           </w:p>
         </w:tc>
@@ -19649,7 +20271,7 @@
               <w:pStyle w:val="Compact"/>
             </w:pPr>
             <w:r>
-              <w:t xml:space="preserve">352,566</w:t>
+              <w:t xml:space="preserve">360,032</w:t>
             </w:r>
           </w:p>
         </w:tc>
@@ -19663,15 +20285,15 @@
         <w:t xml:space="preserve">Unknown country and unknown sector are exclusions, not negative industry labels. Staffing status that is missing is retained. The date, sector and staffing filters reduce the US-only source, so the retained sample is not representative of all Jobs_2026_US records or all US hiring.</w:t>
       </w:r>
     </w:p>
-    <w:bookmarkEnd w:id="53"/>
-    <w:bookmarkEnd w:id="54"/>
-    <w:bookmarkStart w:id="55" w:name="employer-sample-and-split"/>
+    <w:bookmarkEnd w:id="64"/>
+    <w:bookmarkEnd w:id="65"/>
+    <w:bookmarkStart w:id="66" w:name="employer-sample-and-split"/>
     <w:p>
       <w:pPr>
         <w:pStyle w:val="Heading2"/>
       </w:pPr>
       <w:r>
-        <w:t xml:space="preserve">5.2 Employer sample and split</w:t>
+        <w:t xml:space="preserve">5.3 Employer sample and split</w:t>
       </w:r>
     </w:p>
     <w:p>
@@ -19679,7 +20301,7 @@
         <w:pStyle w:val="FirstParagraph"/>
       </w:pPr>
       <w:r>
-        <w:t xml:space="preserve">There are 24,214 employer-name groups before employer-level filters. Of these, 22,438 have fewer than 20 eligible postings. A further 1,414 lack a sector covering at least 80% of their postings. The model therefore uses</w:t>
+        <w:t xml:space="preserve">There are 24,215 employer-name groups before employer-level filters. Of these, 22,437 have fewer than 20 eligible postings. A further 1,399 lack a sector covering at least 80% of their postings. The model therefore uses</w:t>
       </w:r>
       <w:r>
         <w:t xml:space="preserve"> </w:t>
@@ -19689,10 +20311,10 @@
           <w:b/>
           <w:bCs/>
         </w:rPr>
-        <w:t xml:space="preserve">362 employers</w:t>
-      </w:r>
-      <w:r>
-        <w:t xml:space="preserve">, below the paper’s 10,000-employer target; 85 have exactly consistent sector labels.</w:t>
+        <w:t xml:space="preserve">379 employers</w:t>
+      </w:r>
+      <w:r>
+        <w:t xml:space="preserve">, below the paper’s 10,000-employer target; 87 have exactly consistent sector labels.</w:t>
       </w:r>
     </w:p>
     <w:tbl>
@@ -19775,7 +20397,7 @@
               <w:pStyle w:val="Compact"/>
             </w:pPr>
             <w:r>
-              <w:t xml:space="preserve">253</w:t>
+              <w:t xml:space="preserve">265</w:t>
             </w:r>
           </w:p>
         </w:tc>
@@ -19797,7 +20419,7 @@
               <w:pStyle w:val="Compact"/>
             </w:pPr>
             <w:r>
-              <w:t xml:space="preserve">133</w:t>
+              <w:t xml:space="preserve">145</w:t>
             </w:r>
           </w:p>
         </w:tc>
@@ -19821,7 +20443,7 @@
               <w:pStyle w:val="Compact"/>
             </w:pPr>
             <w:r>
-              <w:t xml:space="preserve">36</w:t>
+              <w:t xml:space="preserve">38</w:t>
             </w:r>
           </w:p>
         </w:tc>
@@ -19843,7 +20465,7 @@
               <w:pStyle w:val="Compact"/>
             </w:pPr>
             <w:r>
-              <w:t xml:space="preserve">19</w:t>
+              <w:t xml:space="preserve">21</w:t>
             </w:r>
           </w:p>
         </w:tc>
@@ -19867,29 +20489,29 @@
               <w:pStyle w:val="Compact"/>
             </w:pPr>
             <w:r>
-              <w:t xml:space="preserve">73</w:t>
-            </w:r>
-          </w:p>
-        </w:tc>
-        <w:tc>
-          <w:tcPr/>
-          <w:p>
-            <w:pPr>
-              <w:pStyle w:val="Compact"/>
-            </w:pPr>
-            <w:r>
-              <w:t xml:space="preserve">34</w:t>
-            </w:r>
-          </w:p>
-        </w:tc>
-        <w:tc>
-          <w:tcPr/>
-          <w:p>
-            <w:pPr>
-              <w:pStyle w:val="Compact"/>
-            </w:pPr>
-            <w:r>
-              <w:t xml:space="preserve">39</w:t>
+              <w:t xml:space="preserve">76</w:t>
+            </w:r>
+          </w:p>
+        </w:tc>
+        <w:tc>
+          <w:tcPr/>
+          <w:p>
+            <w:pPr>
+              <w:pStyle w:val="Compact"/>
+            </w:pPr>
+            <w:r>
+              <w:t xml:space="preserve">35</w:t>
+            </w:r>
+          </w:p>
+        </w:tc>
+        <w:tc>
+          <w:tcPr/>
+          <w:p>
+            <w:pPr>
+              <w:pStyle w:val="Compact"/>
+            </w:pPr>
+            <w:r>
+              <w:t xml:space="preserve">41</w:t>
             </w:r>
           </w:p>
         </w:tc>
@@ -19903,14 +20525,14 @@
         <w:t xml:space="preserve">The split uses seed 2017 and stratification, with zero shared employer-name keys across partitions. It is 70/10/20 up to integer rounding. Exact company-name case and whitespace normalization is used; aliases and subsidiaries may still appear as separate entities. This is weaker than the paper’s proprietary entity normalization.</w:t>
       </w:r>
     </w:p>
-    <w:bookmarkEnd w:id="55"/>
-    <w:bookmarkStart w:id="59" w:name="model-results-on-the-held-out-employers"/>
+    <w:bookmarkEnd w:id="66"/>
+    <w:bookmarkStart w:id="70" w:name="model-results-on-the-held-out-employers"/>
     <w:p>
       <w:pPr>
         <w:pStyle w:val="Heading2"/>
       </w:pPr>
       <w:r>
-        <w:t xml:space="preserve">5.3 Model results on the held-out employers</w:t>
+        <w:t xml:space="preserve">5.4 Model results on the held-out employers</w:t>
       </w:r>
     </w:p>
     <w:tbl>
@@ -20005,40 +20627,40 @@
               <w:pStyle w:val="Compact"/>
             </w:pPr>
             <w:r>
-              <w:t xml:space="preserve">1.000</w:t>
-            </w:r>
-          </w:p>
-        </w:tc>
-        <w:tc>
-          <w:tcPr/>
-          <w:p>
-            <w:pPr>
-              <w:pStyle w:val="Compact"/>
-            </w:pPr>
-            <w:r>
-              <w:t xml:space="preserve">0.382</w:t>
-            </w:r>
-          </w:p>
-        </w:tc>
-        <w:tc>
-          <w:tcPr/>
-          <w:p>
-            <w:pPr>
-              <w:pStyle w:val="Compact"/>
-            </w:pPr>
-            <w:r>
-              <w:t xml:space="preserve">0.553</w:t>
-            </w:r>
-          </w:p>
-        </w:tc>
-        <w:tc>
-          <w:tcPr/>
-          <w:p>
-            <w:pPr>
-              <w:pStyle w:val="Compact"/>
-            </w:pPr>
-            <w:r>
-              <w:t xml:space="preserve">0.712</w:t>
+              <w:t xml:space="preserve">0.938</w:t>
+            </w:r>
+          </w:p>
+        </w:tc>
+        <w:tc>
+          <w:tcPr/>
+          <w:p>
+            <w:pPr>
+              <w:pStyle w:val="Compact"/>
+            </w:pPr>
+            <w:r>
+              <w:t xml:space="preserve">0.429</w:t>
+            </w:r>
+          </w:p>
+        </w:tc>
+        <w:tc>
+          <w:tcPr/>
+          <w:p>
+            <w:pPr>
+              <w:pStyle w:val="Compact"/>
+            </w:pPr>
+            <w:r>
+              <w:t xml:space="preserve">0.588</w:t>
+            </w:r>
+          </w:p>
+        </w:tc>
+        <w:tc>
+          <w:tcPr/>
+          <w:p>
+            <w:pPr>
+              <w:pStyle w:val="Compact"/>
+            </w:pPr>
+            <w:r>
+              <w:t xml:space="preserve">0.724</w:t>
             </w:r>
           </w:p>
         </w:tc>
@@ -20062,40 +20684,40 @@
               <w:pStyle w:val="Compact"/>
             </w:pPr>
             <w:r>
-              <w:t xml:space="preserve">1.000</w:t>
-            </w:r>
-          </w:p>
-        </w:tc>
-        <w:tc>
-          <w:tcPr/>
-          <w:p>
-            <w:pPr>
-              <w:pStyle w:val="Compact"/>
-            </w:pPr>
-            <w:r>
-              <w:t xml:space="preserve">0.559</w:t>
-            </w:r>
-          </w:p>
-        </w:tc>
-        <w:tc>
-          <w:tcPr/>
-          <w:p>
-            <w:pPr>
-              <w:pStyle w:val="Compact"/>
-            </w:pPr>
-            <w:r>
-              <w:t xml:space="preserve">0.717</w:t>
-            </w:r>
-          </w:p>
-        </w:tc>
-        <w:tc>
-          <w:tcPr/>
-          <w:p>
-            <w:pPr>
-              <w:pStyle w:val="Compact"/>
-            </w:pPr>
-            <w:r>
-              <w:t xml:space="preserve">0.795</w:t>
+              <w:t xml:space="preserve">0.941</w:t>
+            </w:r>
+          </w:p>
+        </w:tc>
+        <w:tc>
+          <w:tcPr/>
+          <w:p>
+            <w:pPr>
+              <w:pStyle w:val="Compact"/>
+            </w:pPr>
+            <w:r>
+              <w:t xml:space="preserve">0.457</w:t>
+            </w:r>
+          </w:p>
+        </w:tc>
+        <w:tc>
+          <w:tcPr/>
+          <w:p>
+            <w:pPr>
+              <w:pStyle w:val="Compact"/>
+            </w:pPr>
+            <w:r>
+              <w:t xml:space="preserve">0.615</w:t>
+            </w:r>
+          </w:p>
+        </w:tc>
+        <w:tc>
+          <w:tcPr/>
+          <w:p>
+            <w:pPr>
+              <w:pStyle w:val="Compact"/>
+            </w:pPr>
+            <w:r>
+              <w:t xml:space="preserve">0.737</w:t>
             </w:r>
           </w:p>
         </w:tc>
@@ -20152,7 +20774,7 @@
               <w:pStyle w:val="Compact"/>
             </w:pPr>
             <w:r>
-              <w:t xml:space="preserve">0.534</w:t>
+              <w:t xml:space="preserve">0.539</w:t>
             </w:r>
           </w:p>
         </w:tc>
@@ -20176,7 +20798,7 @@
               <w:pStyle w:val="Compact"/>
             </w:pPr>
             <w:r>
-              <w:t xml:space="preserve">0.466</w:t>
+              <w:t xml:space="preserve">0.461</w:t>
             </w:r>
           </w:p>
         </w:tc>
@@ -20198,18 +20820,18 @@
               <w:pStyle w:val="Compact"/>
             </w:pPr>
             <w:r>
-              <w:t xml:space="preserve">0.636</w:t>
-            </w:r>
-          </w:p>
-        </w:tc>
-        <w:tc>
-          <w:tcPr/>
-          <w:p>
-            <w:pPr>
-              <w:pStyle w:val="Compact"/>
-            </w:pPr>
-            <w:r>
-              <w:t xml:space="preserve">0.466</w:t>
+              <w:t xml:space="preserve">0.631</w:t>
+            </w:r>
+          </w:p>
+        </w:tc>
+        <w:tc>
+          <w:tcPr/>
+          <w:p>
+            <w:pPr>
+              <w:pStyle w:val="Compact"/>
+            </w:pPr>
+            <w:r>
+              <w:t xml:space="preserve">0.461</w:t>
             </w:r>
           </w:p>
         </w:tc>
@@ -20224,18 +20846,18 @@
           <wp:inline>
             <wp:extent cx="5334000" cy="2370666"/>
             <wp:effectExtent b="0" l="0" r="0" t="0"/>
-            <wp:docPr descr="Confusion matrices on held-out employers. Rows are dataset-derived labels and columns are model predictions." title="" id="57" name="Picture"/>
+            <wp:docPr descr="Confusion matrices on held-out employers. Rows are dataset-derived labels and columns are model predictions." title="" id="68" name="Picture"/>
             <a:graphic>
               <a:graphicData uri="http://schemas.openxmlformats.org/drawingml/2006/picture">
                 <pic:pic>
                   <pic:nvPicPr>
-                    <pic:cNvPr descr="images/confusion.png" id="58" name="Picture"/>
+                    <pic:cNvPr descr="images/confusion.png" id="69" name="Picture"/>
                     <pic:cNvPicPr>
                       <a:picLocks noChangeArrowheads="1" noChangeAspect="1"/>
                     </pic:cNvPicPr>
                   </pic:nvPicPr>
                   <pic:blipFill>
-                    <a:blip r:embed="rId56"/>
+                    <a:blip r:embed="rId67"/>
                     <a:stretch>
                       <a:fillRect/>
                     </a:stretch>
@@ -20275,7 +20897,7 @@
         <w:pStyle w:val="BodyText"/>
       </w:pPr>
       <w:r>
-        <w:t xml:space="preserve">These metrics measure agreement with dataset-derived sector labels, not independently verified employer truth. GBDT misses 15 of the 34 healthcare employers, with 0 false positives among 39 other employers. This small sample cannot establish perfect precision in deployment. The all-positive baseline has F1 0.636, compared with GBDT’s 0.717; ranking models on F1 alone would conceal their very different precision and recall.</w:t>
+        <w:t xml:space="preserve">These metrics measure agreement with dataset-derived sector labels, not independently verified employer truth. GBDT misses 19 of the 35 healthcare employers, with 1 false positives among 41 other employers. This small sample cannot establish perfect precision in deployment. The all-positive baseline has F1 0.631, compared with GBDT’s 0.615; ranking models on F1 alone would conceal their very different precision and recall.</w:t>
       </w:r>
     </w:p>
     <w:p>
@@ -20286,14 +20908,14 @@
         <w:t xml:space="preserve">For a career product, predicted healthcare labels could narrow an employer-review queue, but the missed healthcare employers would make automatic exclusion costly. Retain existing labels and review disagreements before changing the career sample. No manually adjudicated undefined-employer labels are available, so the paper’s utility scores cannot be reproduced here.</w:t>
       </w:r>
     </w:p>
-    <w:bookmarkEnd w:id="59"/>
-    <w:bookmarkStart w:id="61" w:name="training-and-feature-details"/>
+    <w:bookmarkEnd w:id="70"/>
+    <w:bookmarkStart w:id="72" w:name="training-and-feature-details"/>
     <w:p>
       <w:pPr>
         <w:pStyle w:val="Heading2"/>
       </w:pPr>
       <w:r>
-        <w:t xml:space="preserve">5.4 Training and feature details</w:t>
+        <w:t xml:space="preserve">5.5 Training and feature details</w:t>
       </w:r>
     </w:p>
     <w:p>
@@ -20301,7 +20923,7 @@
         <w:pStyle w:val="FirstParagraph"/>
       </w:pPr>
       <w:r>
-        <w:t xml:space="preserve">Vocabulary thresholds are learned from the training employers only. The selected vocabulary contains 431 title candidates and 12 name words. After the 1% within-employer filter, the fitted matrix has 258 observed columns; candidates absent from all training feature vectors are dropped.</w:t>
+        <w:t xml:space="preserve">Vocabulary thresholds are learned from the training employers only. The selected vocabulary contains 941 title candidates and 8 name words. After the 1% within-employer filter, the fitted matrix has 418 observed columns; candidates absent from all training feature vectors are dropped.</w:t>
       </w:r>
     </w:p>
     <w:p>
@@ -20314,7 +20936,7 @@
       <w:r>
         <w:t xml:space="preserve"> </w:t>
       </w:r>
-      <w:hyperlink r:id="rId60">
+      <w:hyperlink r:id="rId71">
         <w:r>
           <w:rPr>
             <w:rStyle w:val="Hyperlink"/>
@@ -20326,14 +20948,14 @@
         <w:t xml:space="preserve">.</w:t>
       </w:r>
     </w:p>
-    <w:bookmarkEnd w:id="61"/>
-    <w:bookmarkStart w:id="62" w:name="differences-from-the-paper"/>
+    <w:bookmarkEnd w:id="72"/>
+    <w:bookmarkStart w:id="73" w:name="differences-from-the-paper"/>
     <w:p>
       <w:pPr>
         <w:pStyle w:val="Heading2"/>
       </w:pPr>
       <w:r>
-        <w:t xml:space="preserve">5.5 Differences from the paper</w:t>
+        <w:t xml:space="preserve">5.6 Differences from the paper</w:t>
       </w:r>
     </w:p>
     <w:p>
@@ -20400,24 +21022,24 @@
         <w:t xml:space="preserve">Industry fields may themselves derive from title or employer heuristics. Their provenance has not been independently audited. Label circularity, unresolved aliases, cohort selection and noisy titles limit the meaning of predictive agreement. A temporal holdout and independent label review remain future validation work.</w:t>
       </w:r>
     </w:p>
-    <w:bookmarkEnd w:id="62"/>
-    <w:bookmarkStart w:id="63" w:name="exploratory-analysis"/>
+    <w:bookmarkEnd w:id="73"/>
+    <w:bookmarkStart w:id="74" w:name="exploratory-analysis"/>
     <w:p>
       <w:pPr>
         <w:pStyle w:val="Heading2"/>
       </w:pPr>
       <w:r>
-        <w:t xml:space="preserve">5.6 Exploratory analysis</w:t>
+        <w:t xml:space="preserve">5.7 Exploratory analysis</w:t>
       </w:r>
     </w:p>
-    <w:bookmarkEnd w:id="63"/>
-    <w:bookmarkStart w:id="90" w:name="exploratory-data-analysis"/>
+    <w:bookmarkEnd w:id="74"/>
+    <w:bookmarkStart w:id="101" w:name="exploratory-data-analysis"/>
     <w:p>
       <w:pPr>
         <w:pStyle w:val="Heading2"/>
       </w:pPr>
       <w:r>
-        <w:t xml:space="preserve">5.7 Exploratory data analysis</w:t>
+        <w:t xml:space="preserve">5.8 Exploratory data analysis</w:t>
       </w:r>
     </w:p>
     <w:p>
@@ -20462,13 +21084,13 @@
         <w:t xml:space="preserve">. It examines selection, available career evidence, normalized role labels and skills before interpreting the predictive results. All career percentages use the 112 selected postings unless another denominator is stated. Figures describe recorded advertisements, not live vacancies or population employment.</w:t>
       </w:r>
     </w:p>
-    <w:bookmarkStart w:id="68" w:name="selection-and-units-of-analysis"/>
+    <w:bookmarkStart w:id="79" w:name="selection-and-units-of-analysis"/>
     <w:p>
       <w:pPr>
         <w:pStyle w:val="Heading3"/>
       </w:pPr>
       <w:r>
-        <w:t xml:space="preserve">5.7.1 Selection and units of analysis</w:t>
+        <w:t xml:space="preserve">5.8.1 Selection and units of analysis</w:t>
       </w:r>
     </w:p>
     <w:tbl>
@@ -20484,7 +21106,7 @@
       <w:tr>
         <w:tc>
           <w:tcPr/>
-          <w:bookmarkStart w:id="67" w:name="fig-eda-selection"/>
+          <w:bookmarkStart w:id="78" w:name="fig-eda-selection"/>
           <w:p>
             <w:pPr>
               <w:pStyle w:val="Compact"/>
@@ -20495,18 +21117,18 @@
                 <wp:inline>
                   <wp:extent cx="5067300" cy="2021208"/>
                   <wp:effectExtent b="0" l="0" r="0" t="0"/>
-                  <wp:docPr descr="" title="" id="65" name="Picture"/>
+                  <wp:docPr descr="" title="" id="76" name="Picture"/>
                   <a:graphic>
                     <a:graphicData uri="http://schemas.openxmlformats.org/drawingml/2006/picture">
                       <pic:pic>
                         <pic:nvPicPr>
-                          <pic:cNvPr descr="images/eda-selection.png" id="66" name="Picture"/>
+                          <pic:cNvPr descr="images/eda-selection.png" id="77" name="Picture"/>
                           <pic:cNvPicPr>
                             <a:picLocks noChangeArrowheads="1" noChangeAspect="1"/>
                           </pic:cNvPicPr>
                         </pic:nvPicPr>
                         <pic:blipFill>
-                          <a:blip r:embed="rId64"/>
+                          <a:blip r:embed="rId75"/>
                           <a:stretch>
                             <a:fillRect/>
                           </a:stretch>
@@ -20546,7 +21168,7 @@
               <w:t xml:space="preserve">Figure 1: Sequential posting filters before industry-and-title career selection or employer aggregation. Bar lengths use all 815,193 source records as the denominator; labels give retained counts.</w:t>
             </w:r>
           </w:p>
-          <w:bookmarkEnd w:id="67"/>
+          <w:bookmarkEnd w:id="78"/>
         </w:tc>
       </w:tr>
     </w:tbl>
@@ -20555,17 +21177,17 @@
         <w:pStyle w:val="BodyText"/>
       </w:pPr>
       <w:r>
-        <w:t xml:space="preserve">The common filters retain 352,567 of 815,193 records (43.2%). The explicit-US filter removes 0 dated records; unknown country and non-US country are combined in the saved exclusion count. These exclusions describe selection, not proof that every excluded record is erroneous. The pipeline then branches: industry-and-title matching yields 112 career postings, while employer aggregation and eligibility rules yield 362 employers for classification. Those are different units and should not appear as consecutive steps in a single funnel.</w:t>
+        <w:t xml:space="preserve">The common filters retain 360,033 of 815,193 records (44.2%). The explicit-US filter removes 0 dated records; unknown country and non-US country are combined in the saved exclusion count. These exclusions describe selection, not proof that every excluded record is erroneous. The pipeline then branches: industry-and-title matching yields 112 career postings, while employer aggregation and eligibility rules yield 379 employers for classification. Those are different units and should not appear as consecutive steps in a single funnel.</w:t>
       </w:r>
     </w:p>
-    <w:bookmarkEnd w:id="68"/>
-    <w:bookmarkStart w:id="73" w:name="field-coverage-and-missing-evidence"/>
+    <w:bookmarkEnd w:id="79"/>
+    <w:bookmarkStart w:id="84" w:name="field-coverage-and-missing-evidence"/>
     <w:p>
       <w:pPr>
         <w:pStyle w:val="Heading3"/>
       </w:pPr>
       <w:r>
-        <w:t xml:space="preserve">5.7.2 Field coverage and missing evidence</w:t>
+        <w:t xml:space="preserve">5.8.2 Field coverage and missing evidence</w:t>
       </w:r>
     </w:p>
     <w:tbl>
@@ -20581,7 +21203,7 @@
       <w:tr>
         <w:tc>
           <w:tcPr/>
-          <w:bookmarkStart w:id="72" w:name="fig-eda-coverage"/>
+          <w:bookmarkStart w:id="83" w:name="fig-eda-coverage"/>
           <w:p>
             <w:pPr>
               <w:pStyle w:val="Compact"/>
@@ -20592,18 +21214,18 @@
                 <wp:inline>
                   <wp:extent cx="5067300" cy="2027556"/>
                   <wp:effectExtent b="0" l="0" r="0" t="0"/>
-                  <wp:docPr descr="" title="" id="70" name="Picture"/>
+                  <wp:docPr descr="" title="" id="81" name="Picture"/>
                   <a:graphic>
                     <a:graphicData uri="http://schemas.openxmlformats.org/drawingml/2006/picture">
                       <pic:pic>
                         <pic:nvPicPr>
-                          <pic:cNvPr descr="images/eda-coverage.png" id="71" name="Picture"/>
+                          <pic:cNvPr descr="images/eda-coverage.png" id="82" name="Picture"/>
                           <pic:cNvPicPr>
                             <a:picLocks noChangeArrowheads="1" noChangeAspect="1"/>
                           </pic:cNvPicPr>
                         </pic:nvPicPr>
                         <pic:blipFill>
-                          <a:blip r:embed="rId69"/>
+                          <a:blip r:embed="rId80"/>
                           <a:stretch>
                             <a:fillRect/>
                           </a:stretch>
@@ -20643,7 +21265,7 @@
               <w:t xml:space="preserve">Figure 2: Availability of five career fields, with a common denominator of 112 postings. A positive salary with explicit USD passes the availability rule but is not independently validated compensation.</w:t>
             </w:r>
           </w:p>
-          <w:bookmarkEnd w:id="72"/>
+          <w:bookmarkEnd w:id="83"/>
         </w:tc>
       </w:tr>
     </w:tbl>
@@ -20973,14 +21595,14 @@
         <w:t xml:space="preserve">Availability is field-specific: unavailable can mean missing, unrecognized or excluded by a validity rule. The fields can be missing in the same posting; these counts cannot be added to estimate incomplete records. Salary coverage supports withholding a distribution plot or salary ranking. Recorded experience values require review against requirement text, even when nonnegative.</w:t>
       </w:r>
     </w:p>
-    <w:bookmarkEnd w:id="73"/>
-    <w:bookmarkStart w:id="78" w:name="role-label-consistency"/>
+    <w:bookmarkEnd w:id="84"/>
+    <w:bookmarkStart w:id="89" w:name="role-label-consistency"/>
     <w:p>
       <w:pPr>
         <w:pStyle w:val="Heading3"/>
       </w:pPr>
       <w:r>
-        <w:t xml:space="preserve">5.7.3 Role-label consistency</w:t>
+        <w:t xml:space="preserve">5.8.3 Role-label consistency</w:t>
       </w:r>
     </w:p>
     <w:tbl>
@@ -20996,7 +21618,7 @@
       <w:tr>
         <w:tc>
           <w:tcPr/>
-          <w:bookmarkStart w:id="77" w:name="fig-eda-roles"/>
+          <w:bookmarkStart w:id="88" w:name="fig-eda-roles"/>
           <w:p>
             <w:pPr>
               <w:pStyle w:val="Compact"/>
@@ -21005,20 +21627,20 @@
             <w:r>
               <w:drawing>
                 <wp:inline>
-                  <wp:extent cx="5067300" cy="2769190"/>
+                  <wp:extent cx="5067300" cy="2766007"/>
                   <wp:effectExtent b="0" l="0" r="0" t="0"/>
-                  <wp:docPr descr="" title="" id="75" name="Picture"/>
+                  <wp:docPr descr="" title="" id="86" name="Picture"/>
                   <a:graphic>
                     <a:graphicData uri="http://schemas.openxmlformats.org/drawingml/2006/picture">
                       <pic:pic>
                         <pic:nvPicPr>
-                          <pic:cNvPr descr="images/eda-roles.png" id="76" name="Picture"/>
+                          <pic:cNvPr descr="images/eda-roles.png" id="87" name="Picture"/>
                           <pic:cNvPicPr>
                             <a:picLocks noChangeArrowheads="1" noChangeAspect="1"/>
                           </pic:cNvPicPr>
                         </pic:nvPicPr>
                         <pic:blipFill>
-                          <a:blip r:embed="rId74"/>
+                          <a:blip r:embed="rId85"/>
                           <a:stretch>
                             <a:fillRect/>
                           </a:stretch>
@@ -21026,7 +21648,7 @@
                         <pic:spPr bwMode="auto">
                           <a:xfrm>
                             <a:off x="0" y="0"/>
-                            <a:ext cx="5067300" cy="2769190"/>
+                            <a:ext cx="5067300" cy="2766007"/>
                           </a:xfrm>
                           <a:prstGeom prst="rect">
                             <a:avLst/>
@@ -21058,7 +21680,7 @@
               <w:t xml:space="preserve">Figure 3: Eight most frequent supplied TITLE_NAME labels in the career subset; ties are ordered alphabetically. Labels are reproduced for a data-quality check.</w:t>
             </w:r>
           </w:p>
-          <w:bookmarkEnd w:id="77"/>
+          <w:bookmarkEnd w:id="88"/>
         </w:tc>
       </w:tr>
     </w:tbl>
@@ -21070,14 +21692,14 @@
         <w:t xml:space="preserve">The saved table contains 67 distinct labels. The eight shown account for 41 of 112 postings; the other 59 labels account for 71. The career filter matches raw titles, with clean titles as fallback, whereas this chart uses supplied normalized titles. Labels such as Actors therefore signal records to inspect for disagreement; they do not establish that acting is a healthcare analytics pathway. Counts alone cannot determine whether the raw title, normalization or industry assignment is wrong. No records were relabeled or removed based on this plot.</w:t>
       </w:r>
     </w:p>
-    <w:bookmarkEnd w:id="78"/>
-    <w:bookmarkStart w:id="83" w:name="skill-frequencies-and-denominators"/>
+    <w:bookmarkEnd w:id="89"/>
+    <w:bookmarkStart w:id="94" w:name="skill-frequencies-and-denominators"/>
     <w:p>
       <w:pPr>
         <w:pStyle w:val="Heading3"/>
       </w:pPr>
       <w:r>
-        <w:t xml:space="preserve">5.7.4 Skill frequencies and denominators</w:t>
+        <w:t xml:space="preserve">5.8.4 Skill frequencies and denominators</w:t>
       </w:r>
     </w:p>
     <w:tbl>
@@ -21093,7 +21715,7 @@
       <w:tr>
         <w:tc>
           <w:tcPr/>
-          <w:bookmarkStart w:id="82" w:name="fig-eda-skills"/>
+          <w:bookmarkStart w:id="93" w:name="fig-eda-skills"/>
           <w:p>
             <w:pPr>
               <w:pStyle w:val="Compact"/>
@@ -21104,18 +21726,18 @@
                 <wp:inline>
                   <wp:extent cx="5067300" cy="3261417"/>
                   <wp:effectExtent b="0" l="0" r="0" t="0"/>
-                  <wp:docPr descr="" title="" id="80" name="Picture"/>
+                  <wp:docPr descr="" title="" id="91" name="Picture"/>
                   <a:graphic>
                     <a:graphicData uri="http://schemas.openxmlformats.org/drawingml/2006/picture">
                       <pic:pic>
                         <pic:nvPicPr>
-                          <pic:cNvPr descr="images/eda-skills.png" id="81" name="Picture"/>
+                          <pic:cNvPr descr="images/eda-skills.png" id="92" name="Picture"/>
                           <pic:cNvPicPr>
                             <a:picLocks noChangeArrowheads="1" noChangeAspect="1"/>
                           </pic:cNvPicPr>
                         </pic:nvPicPr>
                         <pic:blipFill>
-                          <a:blip r:embed="rId79"/>
+                          <a:blip r:embed="rId90"/>
                           <a:stretch>
                             <a:fillRect/>
                           </a:stretch>
@@ -21155,7 +21777,7 @@
               <w:t xml:space="preserve">Figure 4: Ten most frequently listed skills as percentages of all selected postings. Multiple skills can occur in one posting, so percentages need not sum to 100.</w:t>
             </w:r>
           </w:p>
-          <w:bookmarkEnd w:id="82"/>
+          <w:bookmarkEnd w:id="93"/>
         </w:tc>
       </w:tr>
     </w:tbl>
@@ -21167,14 +21789,14 @@
         <w:t xml:space="preserve">SQL appears in 63 postings: 56.2% of all 112, or 60.0% of the 105 with nonempty skill lists. Keeping the 7 postings without skill lists in the primary denominator makes the coverage boundary visible. A missing list does not imply that a role requires no skills. These are marginal frequencies; no skill co-occurrence, correlations or causal training effects can be recovered from these aggregate tables.</w:t>
       </w:r>
     </w:p>
-    <w:bookmarkEnd w:id="83"/>
-    <w:bookmarkStart w:id="89" w:name="interpretation-and-reproducibility"/>
+    <w:bookmarkEnd w:id="94"/>
+    <w:bookmarkStart w:id="100" w:name="interpretation-and-reproducibility"/>
     <w:p>
       <w:pPr>
         <w:pStyle w:val="Heading3"/>
       </w:pPr>
       <w:r>
-        <w:t xml:space="preserve">5.7.5 Interpretation and reproducibility</w:t>
+        <w:t xml:space="preserve">5.8.5 Interpretation and reproducibility</w:t>
       </w:r>
     </w:p>
     <w:p>
@@ -21237,7 +21859,7 @@
       <w:r>
         <w:t xml:space="preserve"> </w:t>
       </w:r>
-      <w:hyperlink r:id="rId84">
+      <w:hyperlink r:id="rId95">
         <w:r>
           <w:rPr>
             <w:rStyle w:val="Hyperlink"/>
@@ -21251,7 +21873,7 @@
       <w:r>
         <w:t xml:space="preserve"> </w:t>
       </w:r>
-      <w:hyperlink r:id="rId85">
+      <w:hyperlink r:id="rId96">
         <w:r>
           <w:rPr>
             <w:rStyle w:val="Hyperlink"/>
@@ -21265,7 +21887,7 @@
       <w:r>
         <w:t xml:space="preserve"> </w:t>
       </w:r>
-      <w:hyperlink r:id="rId86">
+      <w:hyperlink r:id="rId97">
         <w:r>
           <w:rPr>
             <w:rStyle w:val="Hyperlink"/>
@@ -21282,7 +21904,7 @@
       <w:r>
         <w:t xml:space="preserve"> </w:t>
       </w:r>
-      <w:hyperlink r:id="rId87">
+      <w:hyperlink r:id="rId98">
         <w:r>
           <w:rPr>
             <w:rStyle w:val="Hyperlink"/>
@@ -21296,7 +21918,7 @@
       <w:r>
         <w:t xml:space="preserve"> </w:t>
       </w:r>
-      <w:hyperlink r:id="rId88">
+      <w:hyperlink r:id="rId99">
         <w:r>
           <w:rPr>
             <w:rStyle w:val="Hyperlink"/>
@@ -21308,15 +21930,15 @@
         <w:t xml:space="preserve">.</w:t>
       </w:r>
     </w:p>
-    <w:bookmarkEnd w:id="89"/>
-    <w:bookmarkEnd w:id="90"/>
-    <w:bookmarkStart w:id="98" w:name="multiclass-industry-classification"/>
+    <w:bookmarkEnd w:id="100"/>
+    <w:bookmarkEnd w:id="101"/>
+    <w:bookmarkStart w:id="109" w:name="multiclass-industry-classification"/>
     <w:p>
       <w:pPr>
         <w:pStyle w:val="Heading2"/>
       </w:pPr>
       <w:r>
-        <w:t xml:space="preserve">5.8 Multiclass industry classification</w:t>
+        <w:t xml:space="preserve">5.9 Multiclass industry classification</w:t>
       </w:r>
     </w:p>
     <w:p>
@@ -21350,13 +21972,13 @@
         <w:t xml:space="preserve">beyond separate industry-membership questions. The healthcare career benchmark and the binary experiments retain their original scope.</w:t>
       </w:r>
     </w:p>
-    <w:bookmarkStart w:id="91" w:name="sector-definitions-and-coverage"/>
+    <w:bookmarkStart w:id="102" w:name="sector-definitions-and-coverage"/>
     <w:p>
       <w:pPr>
         <w:pStyle w:val="Heading3"/>
       </w:pPr>
       <w:r>
-        <w:t xml:space="preserve">5.8.1 Sector definitions and coverage</w:t>
+        <w:t xml:space="preserve">5.9.1 Sector definitions and coverage</w:t>
       </w:r>
     </w:p>
     <w:p>
@@ -21364,7 +21986,7 @@
         <w:pStyle w:val="FirstParagraph"/>
       </w:pPr>
       <w:r>
-        <w:t xml:space="preserve">The input contains 815,193 records in 82 Jobs_2026_US partitions. Source file hashes differ from the saved healthcare experiment in 82 partitions. The current dataset documents a NAICS hierarchy repair, while the healthcare results retain their earlier input manifest. Equal row counts do not establish an identical snapshot; this extension is evaluated separately. The January–September 2026, US, staffing, employer-name and normalized-title filters apply before employer aggregation. Codes 31, 32 and 33 map to manufacturing (31–33); 44 and 45 to retail trade (44–45); and 48 and 49 to transportation and warehousing (48–49). These mappings change 0 posting labels in the current input, which already uses combined sectors, before computing employer dominance. Missing and invalid sectors are excluded, not treated as a learnable industry.</w:t>
+        <w:t xml:space="preserve">The input contains 815,193 records in 20 Jobs_2026_US partitions. Source file hashes match the saved healthcare experiment. The January–September 2026, US, staffing, employer-name and normalized-title filters apply before employer aggregation. Codes 31, 32 and 33 map to manufacturing (31–33); 44 and 45 to retail trade (44–45); and 48 and 49 to transportation and warehousing (48–49). These mappings change 0 posting labels in the current input, which already uses combined sectors, before computing employer dominance. Missing and invalid sectors are excluded, not treated as a learnable industry.</w:t>
       </w:r>
     </w:p>
     <w:p>
@@ -21372,7 +21994,7 @@
         <w:pStyle w:val="BodyText"/>
       </w:pPr>
       <w:r>
-        <w:t xml:space="preserve">Employers require at least 20 retained postings and an 80% dominant-sector share. After normalization, 375 employers satisfy these rules. A sector requires at least 20 eligible employers to enter the experiment. This support rule retains 6 sectors and 328 employers; 47 eligible employers belong to sectors below the threshold. There is no employer cap. Labels describe broad sectors and remain unadjudicated dataset labels.</w:t>
+        <w:t xml:space="preserve">Employers require at least 20 retained postings and an 80% dominant-sector share. After normalization, 379 employers satisfy these rules. A sector requires at least 20 eligible employers to enter the experiment. This support rule retains 6 sectors and 332 employers; 47 eligible employers belong to sectors below the threshold. There is no employer cap. Labels describe broad sectors and remain unadjudicated dataset labels.</w:t>
       </w:r>
     </w:p>
     <w:tbl>
@@ -21489,7 +22111,7 @@
               <w:pStyle w:val="Compact"/>
             </w:pPr>
             <w:r>
-              <w:t xml:space="preserve">33</w:t>
+              <w:t xml:space="preserve">34</w:t>
             </w:r>
           </w:p>
         </w:tc>
@@ -21524,7 +22146,7 @@
               <w:pStyle w:val="Compact"/>
             </w:pPr>
             <w:r>
-              <w:t xml:space="preserve">27</w:t>
+              <w:t xml:space="preserve">28</w:t>
             </w:r>
           </w:p>
         </w:tc>
@@ -21559,7 +22181,7 @@
               <w:pStyle w:val="Compact"/>
             </w:pPr>
             <w:r>
-              <w:t xml:space="preserve">23</w:t>
+              <w:t xml:space="preserve">24</w:t>
             </w:r>
           </w:p>
         </w:tc>
@@ -21629,7 +22251,7 @@
               <w:pStyle w:val="Compact"/>
             </w:pPr>
             <w:r>
-              <w:t xml:space="preserve">171</w:t>
+              <w:t xml:space="preserve">172</w:t>
             </w:r>
           </w:p>
         </w:tc>
@@ -21643,14 +22265,14 @@
         <w:t xml:space="preserve">Excluded sectors (eligible employer counts): 11 Agriculture, forestry, fishing and hunting (1); 21 Mining, quarrying, and oil and gas extraction (0); 22 Utilities (0); 31-33 Manufacturing (17); 42 Wholesale trade (0); 48-49 Transportation and warehousing (9); 51 Information (12); 53 Real estate and rental and leasing (5); 55 Management of companies and enterprises (1); 56 Administrative/support and waste management/remediation services (1); 71 Arts, entertainment and recreation (0); 72 Accommodation and food services (0); 81 Other services (except public administration) (1); 92 Public administration (0).</w:t>
       </w:r>
     </w:p>
-    <w:bookmarkEnd w:id="91"/>
-    <w:bookmarkStart w:id="92" w:name="employer-partitions-and-features"/>
+    <w:bookmarkEnd w:id="102"/>
+    <w:bookmarkStart w:id="103" w:name="employer-partitions-and-features"/>
     <w:p>
       <w:pPr>
         <w:pStyle w:val="Heading3"/>
       </w:pPr>
       <w:r>
-        <w:t xml:space="preserve">5.8.2 Employer partitions and features</w:t>
+        <w:t xml:space="preserve">5.9.2 Employer partitions and features</w:t>
       </w:r>
     </w:p>
     <w:p>
@@ -21798,7 +22420,7 @@
               <w:pStyle w:val="Compact"/>
             </w:pPr>
             <w:r>
-              <w:t xml:space="preserve">3</w:t>
+              <w:t xml:space="preserve">4</w:t>
             </w:r>
           </w:p>
         </w:tc>
@@ -21833,7 +22455,7 @@
               <w:pStyle w:val="Compact"/>
             </w:pPr>
             <w:r>
-              <w:t xml:space="preserve">18</w:t>
+              <w:t xml:space="preserve">19</w:t>
             </w:r>
           </w:p>
         </w:tc>
@@ -21890,7 +22512,7 @@
               <w:pStyle w:val="Compact"/>
             </w:pPr>
             <w:r>
-              <w:t xml:space="preserve">2</w:t>
+              <w:t xml:space="preserve">3</w:t>
             </w:r>
           </w:p>
         </w:tc>
@@ -21971,7 +22593,7 @@
               <w:pStyle w:val="Compact"/>
             </w:pPr>
             <w:r>
-              <w:t xml:space="preserve">119</w:t>
+              <w:t xml:space="preserve">120</w:t>
             </w:r>
           </w:p>
         </w:tc>
@@ -22004,17 +22626,17 @@
         <w:pStyle w:val="BodyText"/>
       </w:pPr>
       <w:r>
-        <w:t xml:space="preserve">The partitions contain 227 training, 32 validation and 69 test employers. For each class, title and employer-word significance/frequency thresholds are calculated against the other training classes; the union of those selected vocabularies supplies 743 features. This replaces the healthcare-only positive-class feature selection. Titles retain the 1% within-employer share cutoff. Validation and test employers contribute neither vocabulary nor thresholds. Zero-feature employers remain in evaluation: 35 training, 12 validation and 28 test.</w:t>
+        <w:t xml:space="preserve">The partitions contain 229 training, 34 validation and 69 test employers. For each class, title and employer-word significance/frequency thresholds are calculated against the other training classes; the union of those selected vocabularies supplies 752 features. This replaces the healthcare-only positive-class feature selection. Titles retain the 1% within-employer share cutoff. Validation and test employers contribute neither vocabulary nor thresholds. Zero-feature employers remain in evaluation: 34 training, 15 validation and 27 test.</w:t>
       </w:r>
     </w:p>
-    <w:bookmarkEnd w:id="92"/>
-    <w:bookmarkStart w:id="96" w:name="model-selection-and-held-out-results"/>
+    <w:bookmarkEnd w:id="103"/>
+    <w:bookmarkStart w:id="107" w:name="model-selection-and-held-out-results"/>
     <w:p>
       <w:pPr>
         <w:pStyle w:val="Heading3"/>
       </w:pPr>
       <w:r>
-        <w:t xml:space="preserve">5.8.3 Model selection and held-out results</w:t>
+        <w:t xml:space="preserve">5.9.3 Model selection and held-out results</w:t>
       </w:r>
     </w:p>
     <w:p>
@@ -22053,7 +22675,7 @@
         <w:pStyle w:val="BodyText"/>
       </w:pPr>
       <w:r>
-        <w:t xml:space="preserve">Macro-F1 gives each retained sector equal weight. Weighted-F1 and accuracy describe the observed test mix; balanced accuracy averages sector recall. Zero-denominator precision or F1 is recorded as zero. The validation-selected model is Random forest, with test macro-F1 0.377, compared with 0.112 for the training-majority baseline. This is a separate endpoint from healthcare-positive F1, so scores cannot be read as a direct improvement over the binary experiment.</w:t>
+        <w:t xml:space="preserve">Macro-F1 gives each retained sector equal weight. Weighted-F1 and accuracy describe the observed test mix; balanced accuracy averages sector recall. Zero-denominator precision or F1 is recorded as zero. The validation-selected model is Random forest, with test macro-F1 0.342, compared with 0.112 for the training-majority baseline. This is a separate endpoint from healthcare-positive F1, so scores cannot be read as a direct improvement over the binary experiment.</w:t>
       </w:r>
     </w:p>
     <w:tbl>
@@ -22161,7 +22783,7 @@
               <w:pStyle w:val="Compact"/>
             </w:pPr>
             <w:r>
-              <w:t xml:space="preserve">0.183</w:t>
+              <w:t xml:space="preserve">0.178</w:t>
             </w:r>
           </w:p>
         </w:tc>
@@ -22229,51 +22851,51 @@
               <w:pStyle w:val="Compact"/>
             </w:pPr>
             <w:r>
-              <w:t xml:space="preserve">0.143</w:t>
-            </w:r>
-          </w:p>
-        </w:tc>
-        <w:tc>
-          <w:tcPr/>
-          <w:p>
-            <w:pPr>
-              <w:pStyle w:val="Compact"/>
-            </w:pPr>
-            <w:r>
-              <w:t xml:space="preserve">0.251</w:t>
-            </w:r>
-          </w:p>
-        </w:tc>
-        <w:tc>
-          <w:tcPr/>
-          <w:p>
-            <w:pPr>
-              <w:pStyle w:val="Compact"/>
-            </w:pPr>
-            <w:r>
-              <w:t xml:space="preserve">0.331</w:t>
-            </w:r>
-          </w:p>
-        </w:tc>
-        <w:tc>
-          <w:tcPr/>
-          <w:p>
-            <w:pPr>
-              <w:pStyle w:val="Compact"/>
-            </w:pPr>
-            <w:r>
-              <w:t xml:space="preserve">0.319</w:t>
-            </w:r>
-          </w:p>
-        </w:tc>
-        <w:tc>
-          <w:tcPr/>
-          <w:p>
-            <w:pPr>
-              <w:pStyle w:val="Compact"/>
-            </w:pPr>
-            <w:r>
-              <w:t xml:space="preserve">0.295</w:t>
+              <w:t xml:space="preserve">0.142</w:t>
+            </w:r>
+          </w:p>
+        </w:tc>
+        <w:tc>
+          <w:tcPr/>
+          <w:p>
+            <w:pPr>
+              <w:pStyle w:val="Compact"/>
+            </w:pPr>
+            <w:r>
+              <w:t xml:space="preserve">0.257</w:t>
+            </w:r>
+          </w:p>
+        </w:tc>
+        <w:tc>
+          <w:tcPr/>
+          <w:p>
+            <w:pPr>
+              <w:pStyle w:val="Compact"/>
+            </w:pPr>
+            <w:r>
+              <w:t xml:space="preserve">0.349</w:t>
+            </w:r>
+          </w:p>
+        </w:tc>
+        <w:tc>
+          <w:tcPr/>
+          <w:p>
+            <w:pPr>
+              <w:pStyle w:val="Compact"/>
+            </w:pPr>
+            <w:r>
+              <w:t xml:space="preserve">0.333</w:t>
+            </w:r>
+          </w:p>
+        </w:tc>
+        <w:tc>
+          <w:tcPr/>
+          <w:p>
+            <w:pPr>
+              <w:pStyle w:val="Compact"/>
+            </w:pPr>
+            <w:r>
+              <w:t xml:space="preserve">0.300</w:t>
             </w:r>
           </w:p>
         </w:tc>
@@ -22297,51 +22919,51 @@
               <w:pStyle w:val="Compact"/>
             </w:pPr>
             <w:r>
-              <w:t xml:space="preserve">0.317</w:t>
-            </w:r>
-          </w:p>
-        </w:tc>
-        <w:tc>
-          <w:tcPr/>
-          <w:p>
-            <w:pPr>
-              <w:pStyle w:val="Compact"/>
-            </w:pPr>
-            <w:r>
-              <w:t xml:space="preserve">0.377</w:t>
-            </w:r>
-          </w:p>
-        </w:tc>
-        <w:tc>
-          <w:tcPr/>
-          <w:p>
-            <w:pPr>
-              <w:pStyle w:val="Compact"/>
-            </w:pPr>
-            <w:r>
-              <w:t xml:space="preserve">0.520</w:t>
-            </w:r>
-          </w:p>
-        </w:tc>
-        <w:tc>
-          <w:tcPr/>
-          <w:p>
-            <w:pPr>
-              <w:pStyle w:val="Compact"/>
-            </w:pPr>
-            <w:r>
-              <w:t xml:space="preserve">0.464</w:t>
-            </w:r>
-          </w:p>
-        </w:tc>
-        <w:tc>
-          <w:tcPr/>
-          <w:p>
-            <w:pPr>
-              <w:pStyle w:val="Compact"/>
-            </w:pPr>
-            <w:r>
-              <w:t xml:space="preserve">0.394</w:t>
+              <w:t xml:space="preserve">0.263</w:t>
+            </w:r>
+          </w:p>
+        </w:tc>
+        <w:tc>
+          <w:tcPr/>
+          <w:p>
+            <w:pPr>
+              <w:pStyle w:val="Compact"/>
+            </w:pPr>
+            <w:r>
+              <w:t xml:space="preserve">0.342</w:t>
+            </w:r>
+          </w:p>
+        </w:tc>
+        <w:tc>
+          <w:tcPr/>
+          <w:p>
+            <w:pPr>
+              <w:pStyle w:val="Compact"/>
+            </w:pPr>
+            <w:r>
+              <w:t xml:space="preserve">0.506</w:t>
+            </w:r>
+          </w:p>
+        </w:tc>
+        <w:tc>
+          <w:tcPr/>
+          <w:p>
+            <w:pPr>
+              <w:pStyle w:val="Compact"/>
+            </w:pPr>
+            <w:r>
+              <w:t xml:space="preserve">0.594</w:t>
+            </w:r>
+          </w:p>
+        </w:tc>
+        <w:tc>
+          <w:tcPr/>
+          <w:p>
+            <w:pPr>
+              <w:pStyle w:val="Compact"/>
+            </w:pPr>
+            <w:r>
+              <w:t xml:space="preserve">0.303</w:t>
             </w:r>
           </w:p>
         </w:tc>
@@ -22365,7 +22987,7 @@
               <w:pStyle w:val="Compact"/>
             </w:pPr>
             <w:r>
-              <w:t xml:space="preserve">0.183</w:t>
+              <w:t xml:space="preserve">0.178</w:t>
             </w:r>
           </w:p>
         </w:tc>
@@ -22640,17 +23262,6 @@
               <w:pStyle w:val="Compact"/>
             </w:pPr>
             <w:r>
-              <w:t xml:space="preserve">0.163</w:t>
-            </w:r>
-          </w:p>
-        </w:tc>
-        <w:tc>
-          <w:tcPr/>
-          <w:p>
-            <w:pPr>
-              <w:pStyle w:val="Compact"/>
-            </w:pPr>
-            <w:r>
               <w:t xml:space="preserve">1.000</w:t>
             </w:r>
           </w:p>
@@ -22662,7 +23273,18 @@
               <w:pStyle w:val="Compact"/>
             </w:pPr>
             <w:r>
-              <w:t xml:space="preserve">0.280</w:t>
+              <w:t xml:space="preserve">0.143</w:t>
+            </w:r>
+          </w:p>
+        </w:tc>
+        <w:tc>
+          <w:tcPr/>
+          <w:p>
+            <w:pPr>
+              <w:pStyle w:val="Compact"/>
+            </w:pPr>
+            <w:r>
+              <w:t xml:space="preserve">0.250</w:t>
             </w:r>
           </w:p>
         </w:tc>
@@ -22822,18 +23444,18 @@
               <w:pStyle w:val="Compact"/>
             </w:pPr>
             <w:r>
-              <w:t xml:space="preserve">0.286</w:t>
-            </w:r>
-          </w:p>
-        </w:tc>
-        <w:tc>
-          <w:tcPr/>
-          <w:p>
-            <w:pPr>
-              <w:pStyle w:val="Compact"/>
-            </w:pPr>
-            <w:r>
-              <w:t xml:space="preserve">0.444</w:t>
+              <w:t xml:space="preserve">0.143</w:t>
+            </w:r>
+          </w:p>
+        </w:tc>
+        <w:tc>
+          <w:tcPr/>
+          <w:p>
+            <w:pPr>
+              <w:pStyle w:val="Compact"/>
+            </w:pPr>
+            <w:r>
+              <w:t xml:space="preserve">0.250</w:t>
             </w:r>
           </w:p>
         </w:tc>
@@ -22868,6 +23490,17 @@
               <w:pStyle w:val="Compact"/>
             </w:pPr>
             <w:r>
+              <w:t xml:space="preserve">0.565</w:t>
+            </w:r>
+          </w:p>
+        </w:tc>
+        <w:tc>
+          <w:tcPr/>
+          <w:p>
+            <w:pPr>
+              <w:pStyle w:val="Compact"/>
+            </w:pPr>
+            <w:r>
               <w:t xml:space="preserve">1.000</w:t>
             </w:r>
           </w:p>
@@ -22879,18 +23512,7 @@
               <w:pStyle w:val="Compact"/>
             </w:pPr>
             <w:r>
-              <w:t xml:space="preserve">0.543</w:t>
-            </w:r>
-          </w:p>
-        </w:tc>
-        <w:tc>
-          <w:tcPr/>
-          <w:p>
-            <w:pPr>
-              <w:pStyle w:val="Compact"/>
-            </w:pPr>
-            <w:r>
-              <w:t xml:space="preserve">0.704</w:t>
+              <w:t xml:space="preserve">0.722</w:t>
             </w:r>
           </w:p>
         </w:tc>
@@ -22924,18 +23546,18 @@
           <wp:inline>
             <wp:extent cx="4533900" cy="3886200"/>
             <wp:effectExtent b="0" l="0" r="0" t="0"/>
-            <wp:docPr descr="Confusion matrix for the validation-selected model. Cells show employer counts; color is normalized within each actual-sector row. Sector names appear in the coverage table." title="" id="94" name="Picture"/>
+            <wp:docPr descr="Confusion matrix for the validation-selected model. Cells show employer counts; color is normalized within each actual-sector row. Sector names appear in the coverage table." title="" id="105" name="Picture"/>
             <a:graphic>
               <a:graphicData uri="http://schemas.openxmlformats.org/drawingml/2006/picture">
                 <pic:pic>
                   <pic:nvPicPr>
-                    <pic:cNvPr descr="images/multiclass-confusion.png" id="95" name="Picture"/>
+                    <pic:cNvPr descr="images/multiclass-confusion.png" id="106" name="Picture"/>
                     <pic:cNvPicPr>
                       <a:picLocks noChangeArrowheads="1" noChangeAspect="1"/>
                     </pic:cNvPicPr>
                   </pic:nvPicPr>
                   <pic:blipFill>
-                    <a:blip r:embed="rId93"/>
+                    <a:blip r:embed="rId104"/>
                     <a:stretch>
                       <a:fillRect/>
                     </a:stretch>
@@ -22970,14 +23592,14 @@
         <w:t xml:space="preserve">Confusion matrix for the validation-selected model. Cells show employer counts; color is normalized within each actual-sector row. Sector names appear in the coverage table.</w:t>
       </w:r>
     </w:p>
-    <w:bookmarkEnd w:id="96"/>
-    <w:bookmarkStart w:id="97" w:name="interpretation-and-limits"/>
+    <w:bookmarkEnd w:id="107"/>
+    <w:bookmarkStart w:id="108" w:name="interpretation-and-limits"/>
     <w:p>
       <w:pPr>
         <w:pStyle w:val="Heading3"/>
       </w:pPr>
       <w:r>
-        <w:t xml:space="preserve">5.8.4 Interpretation and limits</w:t>
+        <w:t xml:space="preserve">5.9.4 Interpretation and limits</w:t>
       </w:r>
     </w:p>
     <w:p>
@@ -22993,18 +23615,18 @@
         <w:pStyle w:val="BodyText"/>
       </w:pPr>
       <w:r>
-        <w:t xml:space="preserve">The multiclass results do not replace the 112-posting healthcare career analysis or support personal skill-gap scores. Aggregate class support, metrics, per-sector results and all model confusion matrices accompany the source and run manifest.</w:t>
+        <w:t xml:space="preserve">The multiclass results do not replace the healthcare career analysis or support personal skill-gap scores. Aggregate class support, metrics, per-sector results and all model confusion matrices accompany the source and run manifest.</w:t>
       </w:r>
     </w:p>
-    <w:bookmarkEnd w:id="97"/>
-    <w:bookmarkEnd w:id="98"/>
-    <w:bookmarkStart w:id="99" w:name="career-market-baseline"/>
+    <w:bookmarkEnd w:id="108"/>
+    <w:bookmarkEnd w:id="109"/>
+    <w:bookmarkStart w:id="110" w:name="career-market-baseline"/>
     <w:p>
       <w:pPr>
         <w:pStyle w:val="Heading2"/>
       </w:pPr>
       <w:r>
-        <w:t xml:space="preserve">5.9 Career market baseline</w:t>
+        <w:t xml:space="preserve">5.10 Career market baseline</w:t>
       </w:r>
     </w:p>
     <w:p>
@@ -23307,14 +23929,14 @@
         <w:t xml:space="preserve">, analyzed by this project’s scripts; these observed counts are not findings of the 2017 paper.</w:t>
       </w:r>
     </w:p>
-    <w:bookmarkEnd w:id="99"/>
-    <w:bookmarkStart w:id="103" w:name="work-arrangement-1"/>
+    <w:bookmarkEnd w:id="110"/>
+    <w:bookmarkStart w:id="114" w:name="work-arrangement-1"/>
     <w:p>
       <w:pPr>
         <w:pStyle w:val="Heading2"/>
       </w:pPr>
       <w:r>
-        <w:t xml:space="preserve">5.10 Work arrangement</w:t>
+        <w:t xml:space="preserve">5.11 Work arrangement</w:t>
       </w:r>
     </w:p>
     <w:tbl>
@@ -23516,18 +24138,18 @@
           <wp:inline>
             <wp:extent cx="5334000" cy="1958050"/>
             <wp:effectExtent b="0" l="0" r="0" t="0"/>
-            <wp:docPr descr="Work arrangement counts with missing status shown explicitly." title="" id="101" name="Picture"/>
+            <wp:docPr descr="Work arrangement counts with missing status shown explicitly." title="" id="112" name="Picture"/>
             <a:graphic>
               <a:graphicData uri="http://schemas.openxmlformats.org/drawingml/2006/picture">
                 <pic:pic>
                   <pic:nvPicPr>
-                    <pic:cNvPr descr="images/remote.png" id="102" name="Picture"/>
+                    <pic:cNvPr descr="images/remote.png" id="113" name="Picture"/>
                     <pic:cNvPicPr>
                       <a:picLocks noChangeArrowheads="1" noChangeAspect="1"/>
                     </pic:cNvPicPr>
                   </pic:nvPicPr>
                   <pic:blipFill>
-                    <a:blip r:embed="rId100"/>
+                    <a:blip r:embed="rId111"/>
                     <a:stretch>
                       <a:fillRect/>
                     </a:stretch>
@@ -23570,14 +24192,14 @@
         <w:t xml:space="preserve">Unknown work arrangement is not onsite. The remote share is a lower bound on explicitly documented remote postings in this dataset, not a population estimate.</w:t>
       </w:r>
     </w:p>
-    <w:bookmarkEnd w:id="103"/>
-    <w:bookmarkStart w:id="107" w:name="geography"/>
+    <w:bookmarkEnd w:id="114"/>
+    <w:bookmarkStart w:id="118" w:name="geography"/>
     <w:p>
       <w:pPr>
         <w:pStyle w:val="Heading2"/>
       </w:pPr>
       <w:r>
-        <w:t xml:space="preserve">5.11 Geography</w:t>
+        <w:t xml:space="preserve">5.12 Geography</w:t>
       </w:r>
     </w:p>
     <w:p>
@@ -23587,20 +24209,20 @@
       <w:r>
         <w:drawing>
           <wp:inline>
-            <wp:extent cx="5334000" cy="2768278"/>
+            <wp:extent cx="5334000" cy="2761526"/>
             <wp:effectExtent b="0" l="0" r="0" t="0"/>
-            <wp:docPr descr="Leading standardized states, including the unknown or non-state category." title="" id="105" name="Picture"/>
+            <wp:docPr descr="Leading standardized states, including the unknown or non-state category." title="" id="116" name="Picture"/>
             <a:graphic>
               <a:graphicData uri="http://schemas.openxmlformats.org/drawingml/2006/picture">
                 <pic:pic>
                   <pic:nvPicPr>
-                    <pic:cNvPr descr="images/states.png" id="106" name="Picture"/>
+                    <pic:cNvPr descr="images/states.png" id="117" name="Picture"/>
                     <pic:cNvPicPr>
                       <a:picLocks noChangeArrowheads="1" noChangeAspect="1"/>
                     </pic:cNvPicPr>
                   </pic:nvPicPr>
                   <pic:blipFill>
-                    <a:blip r:embed="rId104"/>
+                    <a:blip r:embed="rId115"/>
                     <a:stretch>
                       <a:fillRect/>
                     </a:stretch>
@@ -23608,7 +24230,7 @@
                   <pic:spPr bwMode="auto">
                     <a:xfrm>
                       <a:off x="0" y="0"/>
-                      <a:ext cx="5334000" cy="2768278"/>
+                      <a:ext cx="5334000" cy="2761526"/>
                     </a:xfrm>
                     <a:prstGeom prst="rect">
                       <a:avLst/>
@@ -23643,14 +24265,14 @@
         <w:t xml:space="preserve">Abbreviations and full state names were merged. Country-level strings such as USA and United States were placed in the unknown-or-non-state category. Counts use the supplied single state field; they do not resolve all multi-location postings. Missing geography limits comparisons.</w:t>
       </w:r>
     </w:p>
-    <w:bookmarkEnd w:id="107"/>
-    <w:bookmarkStart w:id="111" w:name="salary-and-experience-limits"/>
+    <w:bookmarkEnd w:id="118"/>
+    <w:bookmarkStart w:id="122" w:name="salary-and-experience-limits"/>
     <w:p>
       <w:pPr>
         <w:pStyle w:val="Heading2"/>
       </w:pPr>
       <w:r>
-        <w:t xml:space="preserve">5.12 Salary and experience limits</w:t>
+        <w:t xml:space="preserve">5.13 Salary and experience limits</w:t>
       </w:r>
     </w:p>
     <w:p>
@@ -23679,7 +24301,7 @@
       <w:r>
         <w:t xml:space="preserve"> </w:t>
       </w:r>
-      <w:hyperlink r:id="rId108">
+      <w:hyperlink r:id="rId119">
         <w:r>
           <w:rPr>
             <w:rStyle w:val="Hyperlink"/>
@@ -23693,7 +24315,7 @@
       <w:r>
         <w:t xml:space="preserve"> </w:t>
       </w:r>
-      <w:hyperlink r:id="rId109">
+      <w:hyperlink r:id="rId120">
         <w:r>
           <w:rPr>
             <w:rStyle w:val="Hyperlink"/>
@@ -23707,7 +24329,7 @@
       <w:r>
         <w:t xml:space="preserve"> </w:t>
       </w:r>
-      <w:hyperlink r:id="rId110">
+      <w:hyperlink r:id="rId121">
         <w:r>
           <w:rPr>
             <w:rStyle w:val="Hyperlink"/>
@@ -23719,14 +24341,14 @@
         <w:t xml:space="preserve">. Reproduce them with the script and input hashes listed on the study page.</w:t>
       </w:r>
     </w:p>
-    <w:bookmarkEnd w:id="111"/>
-    <w:bookmarkStart w:id="116" w:name="market-skills-and-personal-skill-gaps"/>
+    <w:bookmarkEnd w:id="122"/>
+    <w:bookmarkStart w:id="127" w:name="market-skills-and-personal-skill-gaps"/>
     <w:p>
       <w:pPr>
         <w:pStyle w:val="Heading2"/>
       </w:pPr>
       <w:r>
-        <w:t xml:space="preserve">5.13 Market skills and personal skill gaps</w:t>
+        <w:t xml:space="preserve">5.14 Market skills and personal skill gaps</w:t>
       </w:r>
     </w:p>
     <w:p>
@@ -24214,20 +24836,20 @@
       <w:r>
         <w:drawing>
           <wp:inline>
-            <wp:extent cx="5334000" cy="3335437"/>
+            <wp:extent cx="5334000" cy="3328686"/>
             <wp:effectExtent b="0" l="0" r="0" t="0"/>
-            <wp:docPr descr="Most frequently listed skills in the selected healthcare analyst sample." title="" id="113" name="Picture"/>
+            <wp:docPr descr="Most frequently listed skills in the selected healthcare analyst sample." title="" id="124" name="Picture"/>
             <a:graphic>
               <a:graphicData uri="http://schemas.openxmlformats.org/drawingml/2006/picture">
                 <pic:pic>
                   <pic:nvPicPr>
-                    <pic:cNvPr descr="images/skills.png" id="114" name="Picture"/>
+                    <pic:cNvPr descr="images/skills.png" id="125" name="Picture"/>
                     <pic:cNvPicPr>
                       <a:picLocks noChangeArrowheads="1" noChangeAspect="1"/>
                     </pic:cNvPicPr>
                   </pic:nvPicPr>
                   <pic:blipFill>
-                    <a:blip r:embed="rId112"/>
+                    <a:blip r:embed="rId123"/>
                     <a:stretch>
                       <a:fillRect/>
                     </a:stretch>
@@ -24235,7 +24857,7 @@
                   <pic:spPr bwMode="auto">
                     <a:xfrm>
                       <a:off x="0" y="0"/>
-                      <a:ext cx="5334000" cy="3335437"/>
+                      <a:ext cx="5334000" cy="3328686"/>
                     </a:xfrm>
                     <a:prstGeom prst="rect">
                       <a:avLst/>
@@ -24272,7 +24894,7 @@
       <w:r>
         <w:t xml:space="preserve"> </w:t>
       </w:r>
-      <w:hyperlink r:id="rId115">
+      <w:hyperlink r:id="rId126">
         <w:r>
           <w:rPr>
             <w:rStyle w:val="Hyperlink"/>
@@ -24326,9 +24948,9 @@
         <w:t xml:space="preserve">Participant ratings are unavailable, so no personal skill gap is calculated. The course’s proposed 1–5 scale can support a later comparison, but skill frequency does not establish required proficiency.</w:t>
       </w:r>
     </w:p>
-    <w:bookmarkEnd w:id="116"/>
-    <w:bookmarkEnd w:id="117"/>
-    <w:bookmarkStart w:id="118" w:name="discussion-and-career-implications"/>
+    <w:bookmarkEnd w:id="127"/>
+    <w:bookmarkEnd w:id="128"/>
+    <w:bookmarkStart w:id="129" w:name="discussion-and-career-implications"/>
     <w:p>
       <w:pPr>
         <w:pStyle w:val="Heading1"/>
@@ -24361,8 +24983,8 @@
         <w:t xml:space="preserve">A proposed opportunity scorecard weights demand 25%, salary 20%, accessibility 20%, skill fit 25% and remote flexibility 10%. These weights are illustrative. A composite ranking is withheld because personal profiles and adequate salary coverage are missing. The completed analytical track is employer-industry classification, with metrics and confusion matrices above.</w:t>
       </w:r>
     </w:p>
-    <w:bookmarkEnd w:id="118"/>
-    <w:bookmarkStart w:id="119" w:name="limitations-and-next-validation"/>
+    <w:bookmarkEnd w:id="129"/>
+    <w:bookmarkStart w:id="130" w:name="limitations-and-next-validation"/>
     <w:p>
       <w:pPr>
         <w:pStyle w:val="Heading1"/>
@@ -24392,11 +25014,11 @@
         <w:pStyle w:val="BodyText"/>
       </w:pPr>
       <w:r>
-        <w:t xml:space="preserve">The multiclass model covers six sectors with at least 20 eligible employers each. Transportation and warehousing has nine eligible employers and is excluded from that evaluation; manufacturing has 17. The selected model’s macro-F1 of 0.377 and small validation groups limit claims about broad industry classification. Its scores measure a different target and population from the binary healthcare experiments.</w:t>
+        <w:t xml:space="preserve">The multiclass model covers six sectors with at least 20 eligible employers each. Transportation and warehousing has nine eligible employers and is excluded from that evaluation; manufacturing has 17. The selected model’s macro-F1 of 0.342 and small validation groups limit claims about broad industry classification. Its scores measure a different target and population from the binary healthcare experiments.</w:t>
       </w:r>
     </w:p>
-    <w:bookmarkEnd w:id="119"/>
-    <w:bookmarkStart w:id="122" w:name="conclusion"/>
+    <w:bookmarkEnd w:id="130"/>
+    <w:bookmarkStart w:id="133" w:name="conclusion"/>
     <w:p>
       <w:pPr>
         <w:pStyle w:val="Heading1"/>
@@ -24413,7 +25035,7 @@
         <w:t xml:space="preserve">Posting-derived features recover part of the dataset’s employer-industry signal, but missed healthcare employers and unverified target labels limit automatic filtering. The career subset supports a sample-specific emphasis on SQL and visualization skills. Stronger recommendations require better compensation coverage, independent review and, for personal advice, assessed participant profiles.</w:t>
       </w:r>
     </w:p>
-    <w:bookmarkStart w:id="120" w:name="data-and-code-availability"/>
+    <w:bookmarkStart w:id="131" w:name="data-and-code-availability"/>
     <w:p>
       <w:pPr>
         <w:pStyle w:val="Heading2"/>
@@ -24498,8 +25120,8 @@
         <w:t xml:space="preserve">.</w:t>
       </w:r>
     </w:p>
-    <w:bookmarkEnd w:id="120"/>
-    <w:bookmarkStart w:id="121" w:name="ai-disclosure"/>
+    <w:bookmarkEnd w:id="131"/>
+    <w:bookmarkStart w:id="132" w:name="ai-disclosure"/>
     <w:p>
       <w:pPr>
         <w:pStyle w:val="Heading2"/>
@@ -24513,12 +25135,12 @@
         <w:pStyle w:val="FirstParagraph"/>
       </w:pPr>
       <w:r>
-        <w:t xml:space="preserve">OpenAI Codex assisted with extraction, implementation, analysis and writing on October 3, 2026. Reported computational results are traceable to the accompanying code and saved run manifests.</w:t>
+        <w:t xml:space="preserve">OpenAI Codex assisted with extraction, implementation, analysis and writing on October 3–11, 2026. Reported computational results are traceable to the accompanying code and saved run manifests.</w:t>
       </w:r>
     </w:p>
-    <w:bookmarkEnd w:id="121"/>
-    <w:bookmarkEnd w:id="122"/>
-    <w:bookmarkStart w:id="141" w:name="references"/>
+    <w:bookmarkEnd w:id="132"/>
+    <w:bookmarkEnd w:id="133"/>
+    <w:bookmarkStart w:id="152" w:name="references"/>
     <w:p>
       <w:pPr>
         <w:pStyle w:val="Heading1"/>
@@ -24527,8 +25149,8 @@
         <w:t xml:space="preserve">References</w:t>
       </w:r>
     </w:p>
-    <w:bookmarkStart w:id="140" w:name="refs"/>
-    <w:bookmarkStart w:id="123" w:name="ref-ad688m1"/>
+    <w:bookmarkStart w:id="151" w:name="refs"/>
+    <w:bookmarkStart w:id="134" w:name="ref-ad688m1"/>
     <w:p>
       <w:pPr>
         <w:pStyle w:val="Bibliography"/>
@@ -24550,8 +25172,8 @@
         <w:t xml:space="preserve">. Local course guide, M1/M01_Proj.qmd.</w:t>
       </w:r>
     </w:p>
-    <w:bookmarkEnd w:id="123"/>
-    <w:bookmarkStart w:id="124" w:name="ref-ad688m3"/>
+    <w:bookmarkEnd w:id="134"/>
+    <w:bookmarkStart w:id="135" w:name="ref-ad688m3"/>
     <w:p>
       <w:pPr>
         <w:pStyle w:val="Bibliography"/>
@@ -24573,8 +25195,8 @@
         <w:t xml:space="preserve">. Local course guide, M3/M03_Proj.qmd.</w:t>
       </w:r>
     </w:p>
-    <w:bookmarkEnd w:id="124"/>
-    <w:bookmarkStart w:id="125" w:name="ref-ad688m4"/>
+    <w:bookmarkEnd w:id="135"/>
+    <w:bookmarkStart w:id="136" w:name="ref-ad688m4"/>
     <w:p>
       <w:pPr>
         <w:pStyle w:val="Bibliography"/>
@@ -24596,8 +25218,8 @@
         <w:t xml:space="preserve">. Local course guide, M4/M04_Proj.qmd.</w:t>
       </w:r>
     </w:p>
-    <w:bookmarkEnd w:id="125"/>
-    <w:bookmarkStart w:id="126" w:name="ref-ad688m5"/>
+    <w:bookmarkEnd w:id="136"/>
+    <w:bookmarkStart w:id="137" w:name="ref-ad688m5"/>
     <w:p>
       <w:pPr>
         <w:pStyle w:val="Bibliography"/>
@@ -24619,8 +25241,8 @@
         <w:t xml:space="preserve">. Local course guide, M5/M05_Proj.qmd.</w:t>
       </w:r>
     </w:p>
-    <w:bookmarkEnd w:id="126"/>
-    <w:bookmarkStart w:id="128" w:name="ref-sparkclassification"/>
+    <w:bookmarkEnd w:id="137"/>
+    <w:bookmarkStart w:id="139" w:name="ref-sparkclassification"/>
     <w:p>
       <w:pPr>
         <w:pStyle w:val="Bibliography"/>
@@ -24644,7 +25266,7 @@
       <w:r>
         <w:t xml:space="preserve"> </w:t>
       </w:r>
-      <w:hyperlink r:id="rId127">
+      <w:hyperlink r:id="rId138">
         <w:r>
           <w:rPr>
             <w:rStyle w:val="Hyperlink"/>
@@ -24656,8 +25278,8 @@
         <w:t xml:space="preserve">.</w:t>
       </w:r>
     </w:p>
-    <w:bookmarkEnd w:id="128"/>
-    <w:bookmarkStart w:id="130" w:name="ref-chern2018"/>
+    <w:bookmarkEnd w:id="139"/>
+    <w:bookmarkStart w:id="141" w:name="ref-chern2018"/>
     <w:p>
       <w:pPr>
         <w:pStyle w:val="Bibliography"/>
@@ -24690,7 +25312,7 @@
       <w:r>
         <w:t xml:space="preserve"> </w:t>
       </w:r>
-      <w:hyperlink r:id="rId129">
+      <w:hyperlink r:id="rId140">
         <w:r>
           <w:rPr>
             <w:rStyle w:val="Hyperlink"/>
@@ -24702,8 +25324,8 @@
         <w:t xml:space="preserve">.</w:t>
       </w:r>
     </w:p>
-    <w:bookmarkEnd w:id="130"/>
-    <w:bookmarkStart w:id="132" w:name="ref-naics2022"/>
+    <w:bookmarkEnd w:id="141"/>
+    <w:bookmarkStart w:id="143" w:name="ref-naics2022"/>
     <w:p>
       <w:pPr>
         <w:pStyle w:val="Bibliography"/>
@@ -24727,7 +25349,7 @@
       <w:r>
         <w:t xml:space="preserve"> </w:t>
       </w:r>
-      <w:hyperlink r:id="rId131">
+      <w:hyperlink r:id="rId142">
         <w:r>
           <w:rPr>
             <w:rStyle w:val="Hyperlink"/>
@@ -24739,8 +25361,8 @@
         <w:t xml:space="preserve">.</w:t>
       </w:r>
     </w:p>
-    <w:bookmarkEnd w:id="132"/>
-    <w:bookmarkStart w:id="134" w:name="ref-goindani2017"/>
+    <w:bookmarkEnd w:id="143"/>
+    <w:bookmarkStart w:id="145" w:name="ref-goindani2017"/>
     <w:p>
       <w:pPr>
         <w:pStyle w:val="Bibliography"/>
@@ -24770,7 +25392,7 @@
       <w:r>
         <w:t xml:space="preserve"> </w:t>
       </w:r>
-      <w:hyperlink r:id="rId133">
+      <w:hyperlink r:id="rId144">
         <w:r>
           <w:rPr>
             <w:rStyle w:val="Hyperlink"/>
@@ -24782,8 +25404,8 @@
         <w:t xml:space="preserve">.</w:t>
       </w:r>
     </w:p>
-    <w:bookmarkEnd w:id="134"/>
-    <w:bookmarkStart w:id="135" w:name="ref-jobs2026"/>
+    <w:bookmarkEnd w:id="145"/>
+    <w:bookmarkStart w:id="146" w:name="ref-jobs2026"/>
     <w:p>
       <w:pPr>
         <w:pStyle w:val="Bibliography"/>
@@ -24803,11 +25425,11 @@
         <w:t xml:space="preserve">: Local Course Dataset Snapshot</w:t>
       </w:r>
       <w:r>
-        <w:t xml:space="preserve">. 2026. 82 local Parquet posting partitions.</w:t>
+        <w:t xml:space="preserve">. 2026. 20 local Parquet posting partitions, release us-repack20-20261011-v1.</w:t>
       </w:r>
     </w:p>
-    <w:bookmarkEnd w:id="135"/>
-    <w:bookmarkStart w:id="137" w:name="ref-pedregosa2011"/>
+    <w:bookmarkEnd w:id="146"/>
+    <w:bookmarkStart w:id="148" w:name="ref-pedregosa2011"/>
     <w:p>
       <w:pPr>
         <w:pStyle w:val="Bibliography"/>
@@ -24849,7 +25471,7 @@
       <w:r>
         <w:t xml:space="preserve"> </w:t>
       </w:r>
-      <w:hyperlink r:id="rId136">
+      <w:hyperlink r:id="rId147">
         <w:r>
           <w:rPr>
             <w:rStyle w:val="Hyperlink"/>
@@ -24861,8 +25483,8 @@
         <w:t xml:space="preserve">.</w:t>
       </w:r>
     </w:p>
-    <w:bookmarkEnd w:id="137"/>
-    <w:bookmarkStart w:id="139" w:name="ref-tsvetkova2024"/>
+    <w:bookmarkEnd w:id="148"/>
+    <w:bookmarkStart w:id="150" w:name="ref-tsvetkova2024"/>
     <w:p>
       <w:pPr>
         <w:pStyle w:val="Bibliography"/>
@@ -24914,7 +25536,7 @@
       <w:r>
         <w:t xml:space="preserve"> </w:t>
       </w:r>
-      <w:hyperlink r:id="rId138">
+      <w:hyperlink r:id="rId149">
         <w:r>
           <w:rPr>
             <w:rStyle w:val="Hyperlink"/>
@@ -24926,9 +25548,9 @@
         <w:t xml:space="preserve">.</w:t>
       </w:r>
     </w:p>
-    <w:bookmarkEnd w:id="139"/>
-    <w:bookmarkEnd w:id="140"/>
-    <w:bookmarkEnd w:id="141"/>
+    <w:bookmarkEnd w:id="150"/>
+    <w:bookmarkEnd w:id="151"/>
+    <w:bookmarkEnd w:id="152"/>
     <w:sectPr>
       <w:footnotePr>
         <w:numRestart w:val="eachSect"/>
